--- a/report/COMP9444_Project_Report.docx
+++ b/report/COMP9444_Project_Report.docx
@@ -527,7 +527,111 @@
         <w:rPr>
           <w:i w:val="0"/>
         </w:rPr>
-        <w:t>The 13 residual errors out of 8,145 are almost all within-crop disease confusions that a specialist would find genuinely ambiguous (for example Tomato early versus late blight); no image crosses the healthy/diseased boundary, which is why the binary task is essentially solved. Across the dataset's three variants the model holds: colour 99.53%, segmented 98.66%, grayscale 97.76%.</w:t>
+        <w:t>The 39 residual errors out of 8,215 are almost all within-crop disease confusions that a specialist would find genuinely ambiguous (for example Tomato early versus late blight). Three of them do cross the healthy/diseased boundary — and two of those are diseased leaves called healthy, the costlier direction for a farmer — so the binary task is near-solved at 99.96% rather than perfect. Across the dataset's three variants the model holds: colour 99.53%, segmented 98.66%, grayscale 97.76%.</w:t>
+      </w:r>
+    </w:p>
+    <w:p>
+      <w:pPr>
+        <w:jc w:val="center"/>
+      </w:pPr>
+      <w:r>
+        <w:drawing>
+          <wp:inline xmlns:a="http://schemas.openxmlformats.org/drawingml/2006/main" xmlns:pic="http://schemas.openxmlformats.org/drawingml/2006/picture">
+            <wp:extent cx="5577840" cy="5879753"/>
+            <wp:docPr id="1" name="Picture 1"/>
+            <wp:cNvGraphicFramePr>
+              <a:graphicFrameLocks noChangeAspect="1"/>
+            </wp:cNvGraphicFramePr>
+            <a:graphic>
+              <a:graphicData uri="http://schemas.openxmlformats.org/drawingml/2006/picture">
+                <pic:pic>
+                  <pic:nvPicPr>
+                    <pic:cNvPr id="0" name="per_disease_accuracy.png"/>
+                    <pic:cNvPicPr/>
+                  </pic:nvPicPr>
+                  <pic:blipFill>
+                    <a:blip r:embed="rId9"/>
+                    <a:stretch>
+                      <a:fillRect/>
+                    </a:stretch>
+                  </pic:blipFill>
+                  <pic:spPr>
+                    <a:xfrm>
+                      <a:off x="0" y="0"/>
+                      <a:ext cx="5577840" cy="5879753"/>
+                    </a:xfrm>
+                    <a:prstGeom prst="rect"/>
+                  </pic:spPr>
+                </pic:pic>
+              </a:graphicData>
+            </a:graphic>
+          </wp:inline>
+        </w:drawing>
+      </w:r>
+    </w:p>
+    <w:p>
+      <w:pPr>
+        <w:jc w:val="center"/>
+      </w:pPr>
+      <w:r>
+        <w:rPr>
+          <w:i/>
+          <w:color w:val="52514E"/>
+          <w:sz w:val="17"/>
+        </w:rPr>
+        <w:t>Figure 1 — Per-disease recall on the leaf-grouped test split. 29 of 38 classes are perfect; the five in red are within-crop look-alikes.</w:t>
+      </w:r>
+    </w:p>
+    <w:p>
+      <w:pPr>
+        <w:jc w:val="center"/>
+      </w:pPr>
+      <w:r>
+        <w:drawing>
+          <wp:inline xmlns:a="http://schemas.openxmlformats.org/drawingml/2006/main" xmlns:pic="http://schemas.openxmlformats.org/drawingml/2006/picture">
+            <wp:extent cx="5577840" cy="4747540"/>
+            <wp:docPr id="2" name="Picture 2"/>
+            <wp:cNvGraphicFramePr>
+              <a:graphicFrameLocks noChangeAspect="1"/>
+            </wp:cNvGraphicFramePr>
+            <a:graphic>
+              <a:graphicData uri="http://schemas.openxmlformats.org/drawingml/2006/picture">
+                <pic:pic>
+                  <pic:nvPicPr>
+                    <pic:cNvPr id="0" name="confusion_matrix.png"/>
+                    <pic:cNvPicPr/>
+                  </pic:nvPicPr>
+                  <pic:blipFill>
+                    <a:blip r:embed="rId10"/>
+                    <a:stretch>
+                      <a:fillRect/>
+                    </a:stretch>
+                  </pic:blipFill>
+                  <pic:spPr>
+                    <a:xfrm>
+                      <a:off x="0" y="0"/>
+                      <a:ext cx="5577840" cy="4747540"/>
+                    </a:xfrm>
+                    <a:prstGeom prst="rect"/>
+                  </pic:spPr>
+                </pic:pic>
+              </a:graphicData>
+            </a:graphic>
+          </wp:inline>
+        </w:drawing>
+      </w:r>
+    </w:p>
+    <w:p>
+      <w:pPr>
+        <w:jc w:val="center"/>
+      </w:pPr>
+      <w:r>
+        <w:rPr>
+          <w:i/>
+          <w:color w:val="52514E"/>
+          <w:sz w:val="17"/>
+        </w:rPr>
+        <w:t>Figure 2 — Ensemble confusion matrix (row-normalised). The diagonal is essentially clean; red digits are the 39 misclassified images.</w:t>
       </w:r>
     </w:p>
     <w:p>
@@ -575,7 +679,7 @@
         <w:rPr>
           <w:i w:val="0"/>
         </w:rPr>
-        <w:t>Adopting the leaf-grouped split lowers the ensemble from 99.84% to 99.53% — a 0.31-point drop, small because the classification is genuinely strong, but real. Per disease the effect concentrates: Tomato early blight falls from a leaked 99% to an honest 91%, exposing the one diagnostic weakness the leaked test had hidden. A perceptual re-check bounds the residual leakage the metadata missed at under 10.7% (an over-estimate, since PlantVillage's near-identical distinct leaves inflate it); the 0.31-point accuracy cost confirms the residual is immaterial.</w:t>
+        <w:t>Adopting the leaf-grouped split lowers the ensemble from 99.84% to 99.53% — a 0.31-point drop, small because the classification is genuinely strong, but real. Per disease the effect concentrates: Tomato early blight falls from a leaked 99% to an honest 93%, exposing the one diagnostic weakness the leaked test had hidden. A perceptual re-check bounds the residual leakage the metadata missed at under 10.7% (an over-estimate, since PlantVillage's near-identical distinct leaves inflate it); the 0.31-point accuracy cost confirms the residual is immaterial.</w:t>
       </w:r>
     </w:p>
     <w:p>
@@ -592,6 +696,58 @@
           <w:i w:val="0"/>
         </w:rPr>
         <w:t>Zero-shot on PlantDoc, the ensemble scores 16.1% (236-image test split) and 13.9% across all 2,525 images — a collapse from 99.5% in the laboratory. This is the answer to RQ2, and it is the central result: the benchmark accuracy does not transfer to the conditions the brief describes.</w:t>
+      </w:r>
+    </w:p>
+    <w:p>
+      <w:pPr>
+        <w:jc w:val="center"/>
+      </w:pPr>
+      <w:r>
+        <w:drawing>
+          <wp:inline xmlns:a="http://schemas.openxmlformats.org/drawingml/2006/main" xmlns:pic="http://schemas.openxmlformats.org/drawingml/2006/picture">
+            <wp:extent cx="5577840" cy="3891919"/>
+            <wp:docPr id="3" name="Picture 3"/>
+            <wp:cNvGraphicFramePr>
+              <a:graphicFrameLocks noChangeAspect="1"/>
+            </wp:cNvGraphicFramePr>
+            <a:graphic>
+              <a:graphicData uri="http://schemas.openxmlformats.org/drawingml/2006/picture">
+                <pic:pic>
+                  <pic:nvPicPr>
+                    <pic:cNvPr id="0" name="lab_vs_field.png"/>
+                    <pic:cNvPicPr/>
+                  </pic:nvPicPr>
+                  <pic:blipFill>
+                    <a:blip r:embed="rId11"/>
+                    <a:stretch>
+                      <a:fillRect/>
+                    </a:stretch>
+                  </pic:blipFill>
+                  <pic:spPr>
+                    <a:xfrm>
+                      <a:off x="0" y="0"/>
+                      <a:ext cx="5577840" cy="3891919"/>
+                    </a:xfrm>
+                    <a:prstGeom prst="rect"/>
+                  </pic:spPr>
+                </pic:pic>
+              </a:graphicData>
+            </a:graphic>
+          </wp:inline>
+        </w:drawing>
+      </w:r>
+    </w:p>
+    <w:p>
+      <w:pPr>
+        <w:jc w:val="center"/>
+      </w:pPr>
+      <w:r>
+        <w:rPr>
+          <w:i/>
+          <w:color w:val="52514E"/>
+          <w:sz w:val="17"/>
+        </w:rPr>
+        <w:t>Figure 3 — The same ensemble on studio and field photographs. Fine-grained accuracy collapses; even the coarse healthy/diseased decision loses ~20 points.</w:t>
       </w:r>
     </w:p>
     <w:p>
@@ -901,6 +1057,58 @@
     <w:p/>
     <w:p>
       <w:pPr>
+        <w:jc w:val="center"/>
+      </w:pPr>
+      <w:r>
+        <w:drawing>
+          <wp:inline xmlns:a="http://schemas.openxmlformats.org/drawingml/2006/main" xmlns:pic="http://schemas.openxmlformats.org/drawingml/2006/picture">
+            <wp:extent cx="5577840" cy="3733620"/>
+            <wp:docPr id="4" name="Picture 4"/>
+            <wp:cNvGraphicFramePr>
+              <a:graphicFrameLocks noChangeAspect="1"/>
+            </wp:cNvGraphicFramePr>
+            <a:graphic>
+              <a:graphicData uri="http://schemas.openxmlformats.org/drawingml/2006/picture">
+                <pic:pic>
+                  <pic:nvPicPr>
+                    <pic:cNvPr id="0" name="frozen_vs_full.png"/>
+                    <pic:cNvPicPr/>
+                  </pic:nvPicPr>
+                  <pic:blipFill>
+                    <a:blip r:embed="rId12"/>
+                    <a:stretch>
+                      <a:fillRect/>
+                    </a:stretch>
+                  </pic:blipFill>
+                  <pic:spPr>
+                    <a:xfrm>
+                      <a:off x="0" y="0"/>
+                      <a:ext cx="5577840" cy="3733620"/>
+                    </a:xfrm>
+                    <a:prstGeom prst="rect"/>
+                  </pic:spPr>
+                </pic:pic>
+              </a:graphicData>
+            </a:graphic>
+          </wp:inline>
+        </w:drawing>
+      </w:r>
+    </w:p>
+    <w:p>
+      <w:pPr>
+        <w:jc w:val="center"/>
+      </w:pPr>
+      <w:r>
+        <w:rPr>
+          <w:i/>
+          <w:color w:val="52514E"/>
+          <w:sz w:val="17"/>
+        </w:rPr>
+        <w:t>Figure 4 — The strongest control: training 574x fewer parameters costs ~8 points in the laboratory and loses nothing in the field.</w:t>
+      </w:r>
+    </w:p>
+    <w:p>
+      <w:pPr>
         <w:pStyle w:val="Heading2"/>
       </w:pPr>
       <w:r>
@@ -913,6 +1121,58 @@
           <w:i w:val="0"/>
         </w:rPr>
         <w:t>Field accuracy is nearly flat across capture-quality bins (luminance, contrast, and sharpness gaps under 1.6 points), so the failure is not caused by poor photographs — it is uniform across bright, dark, sharp and blurry images. The domain gap is compositional (whole plants, overlapping foliage, varying scale), not photometric. The honest remedy is target-domain data: fine-tuning on PlantDoc raises accuracy from 16.1% through 47.0% at 20 shots per class to 55.9% with all field data, an improvement of 39.8 points over the zero-shot baseline that meets the reference dataset's own 31-point improvement target.</w:t>
+      </w:r>
+    </w:p>
+    <w:p>
+      <w:pPr>
+        <w:jc w:val="center"/>
+      </w:pPr>
+      <w:r>
+        <w:drawing>
+          <wp:inline xmlns:a="http://schemas.openxmlformats.org/drawingml/2006/main" xmlns:pic="http://schemas.openxmlformats.org/drawingml/2006/picture">
+            <wp:extent cx="5577840" cy="4226996"/>
+            <wp:docPr id="5" name="Picture 5"/>
+            <wp:cNvGraphicFramePr>
+              <a:graphicFrameLocks noChangeAspect="1"/>
+            </wp:cNvGraphicFramePr>
+            <a:graphic>
+              <a:graphicData uri="http://schemas.openxmlformats.org/drawingml/2006/picture">
+                <pic:pic>
+                  <pic:nvPicPr>
+                    <pic:cNvPr id="0" name="adaptation_curve.png"/>
+                    <pic:cNvPicPr/>
+                  </pic:nvPicPr>
+                  <pic:blipFill>
+                    <a:blip r:embed="rId13"/>
+                    <a:stretch>
+                      <a:fillRect/>
+                    </a:stretch>
+                  </pic:blipFill>
+                  <pic:spPr>
+                    <a:xfrm>
+                      <a:off x="0" y="0"/>
+                      <a:ext cx="5577840" cy="4226996"/>
+                    </a:xfrm>
+                    <a:prstGeom prst="rect"/>
+                  </pic:spPr>
+                </pic:pic>
+              </a:graphicData>
+            </a:graphic>
+          </wp:inline>
+        </w:drawing>
+      </w:r>
+    </w:p>
+    <w:p>
+      <w:pPr>
+        <w:jc w:val="center"/>
+      </w:pPr>
+      <w:r>
+        <w:rPr>
+          <w:i/>
+          <w:color w:val="52514E"/>
+          <w:sz w:val="17"/>
+        </w:rPr>
+        <w:t>Figure 5 — Supervised adaptation on field data, the honest remedy: 16.1% zero-shot to 55.9% with the full field training set.</w:t>
       </w:r>
     </w:p>
     <w:p>
@@ -937,6 +1197,58 @@
           <w:i w:val="0"/>
         </w:rPr>
         <w:t>To satisfy the brief's requirement to expand the model, we trained a severity-regression head jointly with the classifier. This transforms the result: the joint head reproduces the official-mask lesion ratio almost perfectly (within-class rho 0.957) at no classification cost (99.44%), where a probe on frozen classification features had managed only 0.38. Severity is now a genuine model output requiring no mask at inference. On the subset of graded leaves the model never trained on, it agrees with human consensus at rho 0.47, ahead of both Otsu (0.43) and the official mask (0.41). The head is therefore the best severity estimator available and a model output — but all lesion-area methods plateau near rho 0.47 against humans, because people grade severity by more than the fraction of leaf area affected. We report this as the ceiling of image-feature severity estimation rather than inflate it.</w:t>
+      </w:r>
+    </w:p>
+    <w:p>
+      <w:pPr>
+        <w:jc w:val="center"/>
+      </w:pPr>
+      <w:r>
+        <w:drawing>
+          <wp:inline xmlns:a="http://schemas.openxmlformats.org/drawingml/2006/main" xmlns:pic="http://schemas.openxmlformats.org/drawingml/2006/picture">
+            <wp:extent cx="5577840" cy="2286887"/>
+            <wp:docPr id="6" name="Picture 6"/>
+            <wp:cNvGraphicFramePr>
+              <a:graphicFrameLocks noChangeAspect="1"/>
+            </wp:cNvGraphicFramePr>
+            <a:graphic>
+              <a:graphicData uri="http://schemas.openxmlformats.org/drawingml/2006/picture">
+                <pic:pic>
+                  <pic:nvPicPr>
+                    <pic:cNvPr id="0" name="severity.png"/>
+                    <pic:cNvPicPr/>
+                  </pic:nvPicPr>
+                  <pic:blipFill>
+                    <a:blip r:embed="rId14"/>
+                    <a:stretch>
+                      <a:fillRect/>
+                    </a:stretch>
+                  </pic:blipFill>
+                  <pic:spPr>
+                    <a:xfrm>
+                      <a:off x="0" y="0"/>
+                      <a:ext cx="5577840" cy="2286887"/>
+                    </a:xfrm>
+                    <a:prstGeom prst="rect"/>
+                  </pic:spPr>
+                </pic:pic>
+              </a:graphicData>
+            </a:graphic>
+          </wp:inline>
+        </w:drawing>
+      </w:r>
+    </w:p>
+    <w:p>
+      <w:pPr>
+        <w:jc w:val="center"/>
+      </w:pPr>
+      <w:r>
+        <w:rPr>
+          <w:i/>
+          <w:color w:val="52514E"/>
+          <w:sz w:val="17"/>
+        </w:rPr>
+        <w:t>Figure 6 — Severity. Left: the grade against three human annotators, with their mutual agreement as the ceiling. Right: trained jointly with the classifier, severity becomes a model output that beats the classical estimator.</w:t>
       </w:r>
     </w:p>
     <w:p>

--- a/report/COMP9444_Project_Report.docx
+++ b/report/COMP9444_Project_Report.docx
@@ -143,10 +143,7 @@
         <w:t xml:space="preserve">wever, </w:t>
       </w:r>
       <w:r>
-        <w:t>that it collapses to 16.1% on real field photographs, with the bottleneck being crop identification rather than disease diagnosis. Severity is estimated from image features and, when the backbone is trained jointly for classification and severity, becomes a genuine model output that reproduces official lesion masks almost perfectly (within-class rho 0.957) and beats classical estimators on human agreement, though all lesion-area methods plateau below human reliability. Supervised adaptation to field data re</w:t>
-      </w:r>
-      <w:r>
-        <w:t>covers accuracy from 16.1% to 55.9%. The honest deployment story is domain adaptation, not a headline accuracy.</w:t>
+        <w:t>that it collapses to 16.1% on real field photographs, with the bottleneck being crop identification rather than disease diagnosis. Severity is estimated from image features and, when the backbone is trained jointly for classification and severity, becomes a genuine model output that reproduces official lesion masks almost perfectly (within-class rho 0.957) and beats classical estimators on human agreement, though all lesion-area methods plateau below human reliability. Supervised adaptation to field data recovers accuracy from 16.1% to 55.9%. The honest deployment story is domain adaptation, not a headline accuracy.</w:t>
       </w:r>
     </w:p>
     <w:p>
@@ -234,8 +231,8 @@
         <w:tblLook w:val="04A0" w:firstRow="1" w:lastRow="0" w:firstColumn="1" w:lastColumn="0" w:noHBand="0" w:noVBand="1"/>
       </w:tblPr>
       <w:tblGrid>
-        <w:gridCol w:w="1438"/>
-        <w:gridCol w:w="1844"/>
+        <w:gridCol w:w="1405"/>
+        <w:gridCol w:w="1877"/>
         <w:gridCol w:w="1564"/>
       </w:tblGrid>
       <w:tr>
@@ -255,7 +252,6 @@
             <w:pPr>
               <w:jc w:val="both"/>
               <w:rPr>
-                <w:rFonts w:eastAsiaTheme="majorEastAsia"/>
                 <w:b w:val="0"/>
                 <w:bCs w:val="0"/>
               </w:rPr>
@@ -274,14 +270,12 @@
               <w:jc w:val="both"/>
               <w:cnfStyle w:val="100000000000" w:firstRow="1" w:lastRow="0" w:firstColumn="0" w:lastColumn="0" w:oddVBand="0" w:evenVBand="0" w:oddHBand="0" w:evenHBand="0" w:firstRowFirstColumn="0" w:firstRowLastColumn="0" w:lastRowFirstColumn="0" w:lastRowLastColumn="0"/>
               <w:rPr>
-                <w:rFonts w:eastAsiaTheme="majorEastAsia"/>
                 <w:b w:val="0"/>
                 <w:bCs w:val="0"/>
               </w:rPr>
             </w:pPr>
             <w:r>
               <w:rPr>
-                <w:rFonts w:eastAsiaTheme="majorEastAsia"/>
                 <w:sz w:val="19"/>
               </w:rPr>
               <w:t>Research question</w:t>
@@ -297,14 +291,12 @@
               <w:jc w:val="both"/>
               <w:cnfStyle w:val="100000000000" w:firstRow="1" w:lastRow="0" w:firstColumn="0" w:lastColumn="0" w:oddVBand="0" w:evenVBand="0" w:oddHBand="0" w:evenHBand="0" w:firstRowFirstColumn="0" w:firstRowLastColumn="0" w:lastRowFirstColumn="0" w:lastRowLastColumn="0"/>
               <w:rPr>
-                <w:rFonts w:eastAsiaTheme="majorEastAsia"/>
                 <w:b w:val="0"/>
                 <w:bCs w:val="0"/>
               </w:rPr>
             </w:pPr>
             <w:r>
               <w:rPr>
-                <w:rFonts w:eastAsiaTheme="majorEastAsia"/>
                 <w:sz w:val="19"/>
               </w:rPr>
               <w:t>Brief</w:t>
@@ -332,14 +324,12 @@
             <w:pPr>
               <w:jc w:val="both"/>
               <w:rPr>
-                <w:rFonts w:eastAsiaTheme="majorEastAsia"/>
                 <w:b w:val="0"/>
                 <w:bCs w:val="0"/>
               </w:rPr>
             </w:pPr>
             <w:r>
               <w:rPr>
-                <w:rFonts w:eastAsiaTheme="majorEastAsia"/>
                 <w:sz w:val="19"/>
               </w:rPr>
               <w:t>RQ1</w:t>
@@ -360,13 +350,9 @@
             <w:pPr>
               <w:jc w:val="both"/>
               <w:cnfStyle w:val="000000000000" w:firstRow="0" w:lastRow="0" w:firstColumn="0" w:lastColumn="0" w:oddVBand="0" w:evenVBand="0" w:oddHBand="0" w:evenHBand="0" w:firstRowFirstColumn="0" w:firstRowLastColumn="0" w:lastRowFirstColumn="0" w:lastRowLastColumn="0"/>
-              <w:rPr>
-                <w:rFonts w:eastAsiaTheme="minorEastAsia"/>
-              </w:rPr>
             </w:pPr>
             <w:r>
               <w:rPr>
-                <w:rFonts w:eastAsiaTheme="minorEastAsia"/>
                 <w:sz w:val="19"/>
               </w:rPr>
               <w:t>Can a CNN classify PlantVillage leaves accurately?</w:t>
@@ -387,13 +373,9 @@
             <w:pPr>
               <w:jc w:val="both"/>
               <w:cnfStyle w:val="000000000000" w:firstRow="0" w:lastRow="0" w:firstColumn="0" w:lastColumn="0" w:oddVBand="0" w:evenVBand="0" w:oddHBand="0" w:evenHBand="0" w:firstRowFirstColumn="0" w:firstRowLastColumn="0" w:lastRowFirstColumn="0" w:lastRowLastColumn="0"/>
-              <w:rPr>
-                <w:rFonts w:eastAsiaTheme="minorEastAsia"/>
-              </w:rPr>
             </w:pPr>
             <w:r>
               <w:rPr>
-                <w:rFonts w:eastAsiaTheme="minorEastAsia"/>
                 <w:sz w:val="19"/>
               </w:rPr>
               <w:t>Task 1</w:t>
@@ -420,14 +402,12 @@
             <w:pPr>
               <w:jc w:val="both"/>
               <w:rPr>
-                <w:rFonts w:eastAsiaTheme="majorEastAsia"/>
                 <w:b w:val="0"/>
                 <w:bCs w:val="0"/>
               </w:rPr>
             </w:pPr>
             <w:r>
               <w:rPr>
-                <w:rFonts w:eastAsiaTheme="majorEastAsia"/>
                 <w:sz w:val="19"/>
               </w:rPr>
               <w:t>RQ2</w:t>
@@ -447,13 +427,9 @@
             <w:pPr>
               <w:jc w:val="both"/>
               <w:cnfStyle w:val="000000000000" w:firstRow="0" w:lastRow="0" w:firstColumn="0" w:lastColumn="0" w:oddVBand="0" w:evenVBand="0" w:oddHBand="0" w:evenHBand="0" w:firstRowFirstColumn="0" w:firstRowLastColumn="0" w:lastRowFirstColumn="0" w:lastRowLastColumn="0"/>
-              <w:rPr>
-                <w:rFonts w:eastAsiaTheme="minorEastAsia"/>
-              </w:rPr>
             </w:pPr>
             <w:r>
               <w:rPr>
-                <w:rFonts w:eastAsiaTheme="minorEastAsia"/>
                 <w:sz w:val="19"/>
               </w:rPr>
               <w:t>Does that accuracy mean the system works on real field photographs?</w:t>
@@ -473,13 +449,9 @@
             <w:pPr>
               <w:jc w:val="both"/>
               <w:cnfStyle w:val="000000000000" w:firstRow="0" w:lastRow="0" w:firstColumn="0" w:lastColumn="0" w:oddVBand="0" w:evenVBand="0" w:oddHBand="0" w:evenHBand="0" w:firstRowFirstColumn="0" w:firstRowLastColumn="0" w:lastRowFirstColumn="0" w:lastRowLastColumn="0"/>
-              <w:rPr>
-                <w:rFonts w:eastAsiaTheme="minorEastAsia"/>
-              </w:rPr>
             </w:pPr>
             <w:r>
               <w:rPr>
-                <w:rFonts w:eastAsiaTheme="minorEastAsia"/>
                 <w:sz w:val="19"/>
               </w:rPr>
               <w:t>implied by the aim</w:t>
@@ -507,14 +479,12 @@
             <w:pPr>
               <w:jc w:val="both"/>
               <w:rPr>
-                <w:rFonts w:eastAsiaTheme="majorEastAsia"/>
                 <w:b w:val="0"/>
                 <w:bCs w:val="0"/>
               </w:rPr>
             </w:pPr>
             <w:r>
               <w:rPr>
-                <w:rFonts w:eastAsiaTheme="majorEastAsia"/>
                 <w:sz w:val="19"/>
               </w:rPr>
               <w:t>RQ3</w:t>
@@ -535,13 +505,9 @@
             <w:pPr>
               <w:jc w:val="both"/>
               <w:cnfStyle w:val="000000000000" w:firstRow="0" w:lastRow="0" w:firstColumn="0" w:lastColumn="0" w:oddVBand="0" w:evenVBand="0" w:oddHBand="0" w:evenHBand="0" w:firstRowFirstColumn="0" w:firstRowLastColumn="0" w:lastRowFirstColumn="0" w:lastRowLastColumn="0"/>
-              <w:rPr>
-                <w:rFonts w:eastAsiaTheme="minorEastAsia"/>
-              </w:rPr>
             </w:pPr>
             <w:r>
               <w:rPr>
-                <w:rFonts w:eastAsiaTheme="minorEastAsia"/>
                 <w:sz w:val="19"/>
               </w:rPr>
               <w:t>Can severity be estimated from image features, and is it trustworthy?</w:t>
@@ -562,13 +528,9 @@
             <w:pPr>
               <w:jc w:val="both"/>
               <w:cnfStyle w:val="000000000000" w:firstRow="0" w:lastRow="0" w:firstColumn="0" w:lastColumn="0" w:oddVBand="0" w:evenVBand="0" w:oddHBand="0" w:evenHBand="0" w:firstRowFirstColumn="0" w:firstRowLastColumn="0" w:lastRowFirstColumn="0" w:lastRowLastColumn="0"/>
-              <w:rPr>
-                <w:rFonts w:eastAsiaTheme="minorEastAsia"/>
-              </w:rPr>
             </w:pPr>
             <w:r>
               <w:rPr>
-                <w:rFonts w:eastAsiaTheme="minorEastAsia"/>
                 <w:sz w:val="19"/>
               </w:rPr>
               <w:t>Task 2</w:t>
@@ -804,6 +766,512 @@
       </w:r>
     </w:p>
     <w:p>
+      <w:r>
+        <w:t>Figure 1 shows how these pieces fit together. A leaf image is augmented, passed through the three CNNs in parallel, and their softmax outputs are averaged with the validation-tuned weights to give the 38-way disease prediction; the healthy/diseased answer the brief asks for is that prediction collapsed to two classes. The severity head is a single regression unit on the shared ResNet-18 backbone, trained jointly with the classification objective, so severity is an output of the network rather than a separat</w:t>
+      </w:r>
+      <w:r>
+        <w:t>e pipeline.</w:t>
+      </w:r>
+    </w:p>
+    <w:p>
+      <w:r>
+        <w:rPr>
+          <w:noProof/>
+        </w:rPr>
+        <w:lastRenderedPageBreak/>
+        <w:drawing>
+          <wp:inline distT="0" distB="0" distL="0" distR="0" wp14:anchorId="6681BD66" wp14:editId="1A4BDBEE">
+            <wp:extent cx="5760720" cy="2480693"/>
+            <wp:effectExtent l="0" t="0" r="0" b="0"/>
+            <wp:docPr id="9" name="Picture 9"/>
+            <wp:cNvGraphicFramePr>
+              <a:graphicFrameLocks xmlns:a="http://schemas.openxmlformats.org/drawingml/2006/main" noChangeAspect="1"/>
+            </wp:cNvGraphicFramePr>
+            <a:graphic xmlns:a="http://schemas.openxmlformats.org/drawingml/2006/main">
+              <a:graphicData uri="http://schemas.openxmlformats.org/drawingml/2006/picture">
+                <pic:pic xmlns:pic="http://schemas.openxmlformats.org/drawingml/2006/picture">
+                  <pic:nvPicPr>
+                    <pic:cNvPr id="0" name="architecture.png"/>
+                    <pic:cNvPicPr/>
+                  </pic:nvPicPr>
+                  <pic:blipFill>
+                    <a:blip r:embed="rId9"/>
+                    <a:stretch>
+                      <a:fillRect/>
+                    </a:stretch>
+                  </pic:blipFill>
+                  <pic:spPr>
+                    <a:xfrm>
+                      <a:off x="0" y="0"/>
+                      <a:ext cx="5760720" cy="2480693"/>
+                    </a:xfrm>
+                    <a:prstGeom prst="rect">
+                      <a:avLst/>
+                    </a:prstGeom>
+                  </pic:spPr>
+                </pic:pic>
+              </a:graphicData>
+            </a:graphic>
+          </wp:inline>
+        </w:drawing>
+      </w:r>
+    </w:p>
+    <w:p>
+      <w:r>
+        <w:rPr>
+          <w:i/>
+          <w:color w:val="52514E"/>
+          <w:sz w:val="17"/>
+        </w:rPr>
+        <w:t>Figure 1 — Model architecture. Three CNNs feed a validation-tuned soft-voting ensemble; the severity head shares the ResNet-18 backbone.</w:t>
+      </w:r>
+    </w:p>
+    <w:p>
+      <w:r>
+        <w:t>Table 1 lists every setting. They are held constant across all three architectures and every experimental arm, so that any difference in results is attributable to the variable under test rather than to tuning.</w:t>
+      </w:r>
+    </w:p>
+    <w:tbl>
+      <w:tblPr>
+        <w:tblStyle w:val="-1"/>
+        <w:tblW w:w="0" w:type="auto"/>
+        <w:tblLook w:val="04A0" w:firstRow="1" w:lastRow="0" w:firstColumn="1" w:lastColumn="0" w:noHBand="0" w:noVBand="1"/>
+      </w:tblPr>
+      <w:tblGrid>
+        <w:gridCol w:w="2177"/>
+        <w:gridCol w:w="2669"/>
+      </w:tblGrid>
+      <w:tr>
+        <w:trPr>
+          <w:cnfStyle w:val="100000000000" w:firstRow="1" w:lastRow="0" w:firstColumn="0" w:lastColumn="0" w:oddVBand="0" w:evenVBand="0" w:oddHBand="0" w:evenHBand="0" w:firstRowFirstColumn="0" w:firstRowLastColumn="0" w:lastRowFirstColumn="0" w:lastRowLastColumn="0"/>
+        </w:trPr>
+        <w:tc>
+          <w:tcPr>
+            <w:cnfStyle w:val="001000000000" w:firstRow="0" w:lastRow="0" w:firstColumn="1" w:lastColumn="0" w:oddVBand="0" w:evenVBand="0" w:oddHBand="0" w:evenHBand="0" w:firstRowFirstColumn="0" w:firstRowLastColumn="0" w:lastRowFirstColumn="0" w:lastRowLastColumn="0"/>
+            <w:tcW w:w="5060" w:type="dxa"/>
+          </w:tcPr>
+          <w:p>
+            <w:r>
+              <w:rPr>
+                <w:sz w:val="19"/>
+              </w:rPr>
+              <w:t>Parameter</w:t>
+            </w:r>
+          </w:p>
+        </w:tc>
+        <w:tc>
+          <w:tcPr>
+            <w:tcW w:w="5060" w:type="dxa"/>
+          </w:tcPr>
+          <w:p>
+            <w:pPr>
+              <w:cnfStyle w:val="100000000000" w:firstRow="1" w:lastRow="0" w:firstColumn="0" w:lastColumn="0" w:oddVBand="0" w:evenVBand="0" w:oddHBand="0" w:evenHBand="0" w:firstRowFirstColumn="0" w:firstRowLastColumn="0" w:lastRowFirstColumn="0" w:lastRowLastColumn="0"/>
+            </w:pPr>
+            <w:r>
+              <w:rPr>
+                <w:sz w:val="19"/>
+              </w:rPr>
+              <w:t>Value</w:t>
+            </w:r>
+          </w:p>
+        </w:tc>
+      </w:tr>
+      <w:tr>
+        <w:tc>
+          <w:tcPr>
+            <w:cnfStyle w:val="001000000000" w:firstRow="0" w:lastRow="0" w:firstColumn="1" w:lastColumn="0" w:oddVBand="0" w:evenVBand="0" w:oddHBand="0" w:evenHBand="0" w:firstRowFirstColumn="0" w:firstRowLastColumn="0" w:lastRowFirstColumn="0" w:lastRowLastColumn="0"/>
+            <w:tcW w:w="5060" w:type="dxa"/>
+          </w:tcPr>
+          <w:p>
+            <w:r>
+              <w:rPr>
+                <w:sz w:val="18"/>
+              </w:rPr>
+              <w:t>Input resolution</w:t>
+            </w:r>
+          </w:p>
+        </w:tc>
+        <w:tc>
+          <w:tcPr>
+            <w:tcW w:w="5060" w:type="dxa"/>
+          </w:tcPr>
+          <w:p>
+            <w:pPr>
+              <w:cnfStyle w:val="000000000000" w:firstRow="0" w:lastRow="0" w:firstColumn="0" w:lastColumn="0" w:oddVBand="0" w:evenVBand="0" w:oddHBand="0" w:evenHBand="0" w:firstRowFirstColumn="0" w:firstRowLastColumn="0" w:lastRowFirstColumn="0" w:lastRowLastColumn="0"/>
+            </w:pPr>
+            <w:r>
+              <w:rPr>
+                <w:sz w:val="18"/>
+              </w:rPr>
+              <w:t>128×128 (three baselines) · 224×224 (augmentation, frozen and hierarchical arms)</w:t>
+            </w:r>
+          </w:p>
+        </w:tc>
+      </w:tr>
+      <w:tr>
+        <w:tc>
+          <w:tcPr>
+            <w:cnfStyle w:val="001000000000" w:firstRow="0" w:lastRow="0" w:firstColumn="1" w:lastColumn="0" w:oddVBand="0" w:evenVBand="0" w:oddHBand="0" w:evenHBand="0" w:firstRowFirstColumn="0" w:firstRowLastColumn="0" w:lastRowFirstColumn="0" w:lastRowLastColumn="0"/>
+            <w:tcW w:w="5060" w:type="dxa"/>
+          </w:tcPr>
+          <w:p>
+            <w:r>
+              <w:rPr>
+                <w:sz w:val="18"/>
+              </w:rPr>
+              <w:t>Optimiser</w:t>
+            </w:r>
+          </w:p>
+        </w:tc>
+        <w:tc>
+          <w:tcPr>
+            <w:tcW w:w="5060" w:type="dxa"/>
+          </w:tcPr>
+          <w:p>
+            <w:pPr>
+              <w:cnfStyle w:val="000000000000" w:firstRow="0" w:lastRow="0" w:firstColumn="0" w:lastColumn="0" w:oddVBand="0" w:evenVBand="0" w:oddHBand="0" w:evenHBand="0" w:firstRowFirstColumn="0" w:firstRowLastColumn="0" w:lastRowFirstColumn="0" w:lastRowLastColumn="0"/>
+            </w:pPr>
+            <w:r>
+              <w:rPr>
+                <w:sz w:val="18"/>
+              </w:rPr>
+              <w:t>AdamW</w:t>
+            </w:r>
+          </w:p>
+        </w:tc>
+      </w:tr>
+      <w:tr>
+        <w:tc>
+          <w:tcPr>
+            <w:cnfStyle w:val="001000000000" w:firstRow="0" w:lastRow="0" w:firstColumn="1" w:lastColumn="0" w:oddVBand="0" w:evenVBand="0" w:oddHBand="0" w:evenHBand="0" w:firstRowFirstColumn="0" w:firstRowLastColumn="0" w:lastRowFirstColumn="0" w:lastRowLastColumn="0"/>
+            <w:tcW w:w="5060" w:type="dxa"/>
+          </w:tcPr>
+          <w:p>
+            <w:r>
+              <w:rPr>
+                <w:sz w:val="18"/>
+              </w:rPr>
+              <w:t>Learning rate</w:t>
+            </w:r>
+          </w:p>
+        </w:tc>
+        <w:tc>
+          <w:tcPr>
+            <w:tcW w:w="5060" w:type="dxa"/>
+          </w:tcPr>
+          <w:p>
+            <w:pPr>
+              <w:cnfStyle w:val="000000000000" w:firstRow="0" w:lastRow="0" w:firstColumn="0" w:lastColumn="0" w:oddVBand="0" w:evenVBand="0" w:oddHBand="0" w:evenHBand="0" w:firstRowFirstColumn="0" w:firstRowLastColumn="0" w:lastRowFirstColumn="0" w:lastRowLastColumn="0"/>
+            </w:pPr>
+            <w:r>
+              <w:rPr>
+                <w:sz w:val="18"/>
+              </w:rPr>
+              <w:t>1e-3 · 1e-4 for supervised adaptation on PlantDoc</w:t>
+            </w:r>
+          </w:p>
+        </w:tc>
+      </w:tr>
+      <w:tr>
+        <w:tc>
+          <w:tcPr>
+            <w:cnfStyle w:val="001000000000" w:firstRow="0" w:lastRow="0" w:firstColumn="1" w:lastColumn="0" w:oddVBand="0" w:evenVBand="0" w:oddHBand="0" w:evenHBand="0" w:firstRowFirstColumn="0" w:firstRowLastColumn="0" w:lastRowFirstColumn="0" w:lastRowLastColumn="0"/>
+            <w:tcW w:w="5060" w:type="dxa"/>
+          </w:tcPr>
+          <w:p>
+            <w:r>
+              <w:rPr>
+                <w:sz w:val="18"/>
+              </w:rPr>
+              <w:t>Weight decay</w:t>
+            </w:r>
+          </w:p>
+        </w:tc>
+        <w:tc>
+          <w:tcPr>
+            <w:tcW w:w="5060" w:type="dxa"/>
+          </w:tcPr>
+          <w:p>
+            <w:pPr>
+              <w:cnfStyle w:val="000000000000" w:firstRow="0" w:lastRow="0" w:firstColumn="0" w:lastColumn="0" w:oddVBand="0" w:evenVBand="0" w:oddHBand="0" w:evenHBand="0" w:firstRowFirstColumn="0" w:firstRowLastColumn="0" w:lastRowFirstColumn="0" w:lastRowLastColumn="0"/>
+            </w:pPr>
+            <w:r>
+              <w:rPr>
+                <w:sz w:val="18"/>
+              </w:rPr>
+              <w:t>1e-4</w:t>
+            </w:r>
+          </w:p>
+        </w:tc>
+      </w:tr>
+      <w:tr>
+        <w:tc>
+          <w:tcPr>
+            <w:cnfStyle w:val="001000000000" w:firstRow="0" w:lastRow="0" w:firstColumn="1" w:lastColumn="0" w:oddVBand="0" w:evenVBand="0" w:oddHBand="0" w:evenHBand="0" w:firstRowFirstColumn="0" w:firstRowLastColumn="0" w:lastRowFirstColumn="0" w:lastRowLastColumn="0"/>
+            <w:tcW w:w="5060" w:type="dxa"/>
+          </w:tcPr>
+          <w:p>
+            <w:r>
+              <w:rPr>
+                <w:sz w:val="18"/>
+              </w:rPr>
+              <w:t>Schedule</w:t>
+            </w:r>
+          </w:p>
+        </w:tc>
+        <w:tc>
+          <w:tcPr>
+            <w:tcW w:w="5060" w:type="dxa"/>
+          </w:tcPr>
+          <w:p>
+            <w:pPr>
+              <w:cnfStyle w:val="000000000000" w:firstRow="0" w:lastRow="0" w:firstColumn="0" w:lastColumn="0" w:oddVBand="0" w:evenVBand="0" w:oddHBand="0" w:evenHBand="0" w:firstRowFirstColumn="0" w:firstRowLastColumn="0" w:lastRowFirstColumn="0" w:lastRowLastColumn="0"/>
+            </w:pPr>
+            <w:r>
+              <w:rPr>
+                <w:sz w:val="18"/>
+              </w:rPr>
+              <w:t>Cosine annealing over the epoch budget</w:t>
+            </w:r>
+          </w:p>
+        </w:tc>
+      </w:tr>
+      <w:tr>
+        <w:tc>
+          <w:tcPr>
+            <w:cnfStyle w:val="001000000000" w:firstRow="0" w:lastRow="0" w:firstColumn="1" w:lastColumn="0" w:oddVBand="0" w:evenVBand="0" w:oddHBand="0" w:evenHBand="0" w:firstRowFirstColumn="0" w:firstRowLastColumn="0" w:lastRowFirstColumn="0" w:lastRowLastColumn="0"/>
+            <w:tcW w:w="5060" w:type="dxa"/>
+          </w:tcPr>
+          <w:p>
+            <w:r>
+              <w:rPr>
+                <w:sz w:val="18"/>
+              </w:rPr>
+              <w:t>Loss</w:t>
+            </w:r>
+          </w:p>
+        </w:tc>
+        <w:tc>
+          <w:tcPr>
+            <w:tcW w:w="5060" w:type="dxa"/>
+          </w:tcPr>
+          <w:p>
+            <w:pPr>
+              <w:cnfStyle w:val="000000000000" w:firstRow="0" w:lastRow="0" w:firstColumn="0" w:lastColumn="0" w:oddVBand="0" w:evenVBand="0" w:oddHBand="0" w:evenHBand="0" w:firstRowFirstColumn="0" w:firstRowLastColumn="0" w:lastRowFirstColumn="0" w:lastRowLastColumn="0"/>
+            </w:pPr>
+            <w:r>
+              <w:rPr>
+                <w:sz w:val="18"/>
+              </w:rPr>
+              <w:t>Cross-entropy with 0.1 label smoothing</w:t>
+            </w:r>
+          </w:p>
+        </w:tc>
+      </w:tr>
+      <w:tr>
+        <w:tc>
+          <w:tcPr>
+            <w:cnfStyle w:val="001000000000" w:firstRow="0" w:lastRow="0" w:firstColumn="1" w:lastColumn="0" w:oddVBand="0" w:evenVBand="0" w:oddHBand="0" w:evenHBand="0" w:firstRowFirstColumn="0" w:firstRowLastColumn="0" w:lastRowFirstColumn="0" w:lastRowLastColumn="0"/>
+            <w:tcW w:w="5060" w:type="dxa"/>
+          </w:tcPr>
+          <w:p>
+            <w:r>
+              <w:rPr>
+                <w:sz w:val="18"/>
+              </w:rPr>
+              <w:t>Batch size</w:t>
+            </w:r>
+          </w:p>
+        </w:tc>
+        <w:tc>
+          <w:tcPr>
+            <w:tcW w:w="5060" w:type="dxa"/>
+          </w:tcPr>
+          <w:p>
+            <w:pPr>
+              <w:cnfStyle w:val="000000000000" w:firstRow="0" w:lastRow="0" w:firstColumn="0" w:lastColumn="0" w:oddVBand="0" w:evenVBand="0" w:oddHBand="0" w:evenHBand="0" w:firstRowFirstColumn="0" w:firstRowLastColumn="0" w:lastRowFirstColumn="0" w:lastRowLastColumn="0"/>
+            </w:pPr>
+            <w:r>
+              <w:rPr>
+                <w:sz w:val="18"/>
+              </w:rPr>
+              <w:t>96 · 32 when fine-tuning</w:t>
+            </w:r>
+          </w:p>
+        </w:tc>
+      </w:tr>
+      <w:tr>
+        <w:tc>
+          <w:tcPr>
+            <w:cnfStyle w:val="001000000000" w:firstRow="0" w:lastRow="0" w:firstColumn="1" w:lastColumn="0" w:oddVBand="0" w:evenVBand="0" w:oddHBand="0" w:evenHBand="0" w:firstRowFirstColumn="0" w:firstRowLastColumn="0" w:lastRowFirstColumn="0" w:lastRowLastColumn="0"/>
+            <w:tcW w:w="5060" w:type="dxa"/>
+          </w:tcPr>
+          <w:p>
+            <w:r>
+              <w:rPr>
+                <w:sz w:val="18"/>
+              </w:rPr>
+              <w:t>Epoch budget</w:t>
+            </w:r>
+          </w:p>
+        </w:tc>
+        <w:tc>
+          <w:tcPr>
+            <w:tcW w:w="5060" w:type="dxa"/>
+          </w:tcPr>
+          <w:p>
+            <w:pPr>
+              <w:cnfStyle w:val="000000000000" w:firstRow="0" w:lastRow="0" w:firstColumn="0" w:lastColumn="0" w:oddVBand="0" w:evenVBand="0" w:oddHBand="0" w:evenHBand="0" w:firstRowFirstColumn="0" w:firstRowLastColumn="0" w:lastRowFirstColumn="0" w:lastRowLastColumn="0"/>
+            </w:pPr>
+            <w:r>
+              <w:rPr>
+                <w:sz w:val="18"/>
+              </w:rPr>
+              <w:t>30 baselines · 20 later arms · 15 fine-tuning</w:t>
+            </w:r>
+          </w:p>
+        </w:tc>
+      </w:tr>
+      <w:tr>
+        <w:tc>
+          <w:tcPr>
+            <w:cnfStyle w:val="001000000000" w:firstRow="0" w:lastRow="0" w:firstColumn="1" w:lastColumn="0" w:oddVBand="0" w:evenVBand="0" w:oddHBand="0" w:evenHBand="0" w:firstRowFirstColumn="0" w:firstRowLastColumn="0" w:lastRowFirstColumn="0" w:lastRowLastColumn="0"/>
+            <w:tcW w:w="5060" w:type="dxa"/>
+          </w:tcPr>
+          <w:p>
+            <w:r>
+              <w:rPr>
+                <w:sz w:val="18"/>
+              </w:rPr>
+              <w:t>Early stopping</w:t>
+            </w:r>
+          </w:p>
+        </w:tc>
+        <w:tc>
+          <w:tcPr>
+            <w:tcW w:w="5060" w:type="dxa"/>
+          </w:tcPr>
+          <w:p>
+            <w:pPr>
+              <w:cnfStyle w:val="000000000000" w:firstRow="0" w:lastRow="0" w:firstColumn="0" w:lastColumn="0" w:oddVBand="0" w:evenVBand="0" w:oddHBand="0" w:evenHBand="0" w:firstRowFirstColumn="0" w:firstRowLastColumn="0" w:lastRowFirstColumn="0" w:lastRowLastColumn="0"/>
+            </w:pPr>
+            <w:r>
+              <w:rPr>
+                <w:sz w:val="18"/>
+              </w:rPr>
+              <w:t>Patience 7 on validation accuracy; best checkpoint is evaluated</w:t>
+            </w:r>
+          </w:p>
+        </w:tc>
+      </w:tr>
+      <w:tr>
+        <w:tc>
+          <w:tcPr>
+            <w:cnfStyle w:val="001000000000" w:firstRow="0" w:lastRow="0" w:firstColumn="1" w:lastColumn="0" w:oddVBand="0" w:evenVBand="0" w:oddHBand="0" w:evenHBand="0" w:firstRowFirstColumn="0" w:firstRowLastColumn="0" w:lastRowFirstColumn="0" w:lastRowLastColumn="0"/>
+            <w:tcW w:w="5060" w:type="dxa"/>
+          </w:tcPr>
+          <w:p>
+            <w:r>
+              <w:rPr>
+                <w:sz w:val="18"/>
+              </w:rPr>
+              <w:t>Data split</w:t>
+            </w:r>
+          </w:p>
+        </w:tc>
+        <w:tc>
+          <w:tcPr>
+            <w:tcW w:w="5060" w:type="dxa"/>
+          </w:tcPr>
+          <w:p>
+            <w:pPr>
+              <w:cnfStyle w:val="000000000000" w:firstRow="0" w:lastRow="0" w:firstColumn="0" w:lastColumn="0" w:oddVBand="0" w:evenVBand="0" w:oddHBand="0" w:evenHBand="0" w:firstRowFirstColumn="0" w:firstRowLastColumn="0" w:lastRowFirstColumn="0" w:lastRowLastColumn="0"/>
+            </w:pPr>
+            <w:r>
+              <w:rPr>
+                <w:sz w:val="18"/>
+              </w:rPr>
+              <w:t>70/15/15, grouped by physical leaf, seed 42</w:t>
+            </w:r>
+          </w:p>
+        </w:tc>
+      </w:tr>
+      <w:tr>
+        <w:tc>
+          <w:tcPr>
+            <w:cnfStyle w:val="001000000000" w:firstRow="0" w:lastRow="0" w:firstColumn="1" w:lastColumn="0" w:oddVBand="0" w:evenVBand="0" w:oddHBand="0" w:evenHBand="0" w:firstRowFirstColumn="0" w:firstRowLastColumn="0" w:lastRowFirstColumn="0" w:lastRowLastColumn="0"/>
+            <w:tcW w:w="5060" w:type="dxa"/>
+          </w:tcPr>
+          <w:p>
+            <w:r>
+              <w:rPr>
+                <w:sz w:val="18"/>
+              </w:rPr>
+              <w:t>Ensemble weights</w:t>
+            </w:r>
+          </w:p>
+        </w:tc>
+        <w:tc>
+          <w:tcPr>
+            <w:tcW w:w="5060" w:type="dxa"/>
+          </w:tcPr>
+          <w:p>
+            <w:pPr>
+              <w:cnfStyle w:val="000000000000" w:firstRow="0" w:lastRow="0" w:firstColumn="0" w:lastColumn="0" w:oddVBand="0" w:evenVBand="0" w:oddHBand="0" w:evenHBand="0" w:firstRowFirstColumn="0" w:firstRowLastColumn="0" w:lastRowFirstColumn="0" w:lastRowLastColumn="0"/>
+            </w:pPr>
+            <w:r>
+              <w:rPr>
+                <w:sz w:val="18"/>
+              </w:rPr>
+              <w:t>Grid search in 0.05 steps on the validation split only</w:t>
+            </w:r>
+          </w:p>
+        </w:tc>
+      </w:tr>
+      <w:tr>
+        <w:tc>
+          <w:tcPr>
+            <w:cnfStyle w:val="001000000000" w:firstRow="0" w:lastRow="0" w:firstColumn="1" w:lastColumn="0" w:oddVBand="0" w:evenVBand="0" w:oddHBand="0" w:evenHBand="0" w:firstRowFirstColumn="0" w:firstRowLastColumn="0" w:lastRowFirstColumn="0" w:lastRowLastColumn="0"/>
+            <w:tcW w:w="5060" w:type="dxa"/>
+          </w:tcPr>
+          <w:p>
+            <w:r>
+              <w:rPr>
+                <w:sz w:val="18"/>
+              </w:rPr>
+              <w:t>Severity head</w:t>
+            </w:r>
+          </w:p>
+        </w:tc>
+        <w:tc>
+          <w:tcPr>
+            <w:tcW w:w="5060" w:type="dxa"/>
+          </w:tcPr>
+          <w:p>
+            <w:pPr>
+              <w:cnfStyle w:val="000000000000" w:firstRow="0" w:lastRow="0" w:firstColumn="0" w:lastColumn="0" w:oddVBand="0" w:evenVBand="0" w:oddHBand="0" w:evenHBand="0" w:firstRowFirstColumn="0" w:firstRowLastColumn="0" w:lastRowFirstColumn="0" w:lastRowLastColumn="0"/>
+            </w:pPr>
+            <w:r>
+              <w:rPr>
+                <w:sz w:val="18"/>
+              </w:rPr>
+              <w:t>1 regression unit, jointly trained, loss weight 10</w:t>
+            </w:r>
+          </w:p>
+        </w:tc>
+      </w:tr>
+    </w:tbl>
+    <w:p>
+      <w:r>
+        <w:rPr>
+          <w:i/>
+          <w:color w:val="52514E"/>
+          <w:sz w:val="17"/>
+        </w:rPr>
+        <w:t>Table 1 — Training and evaluation parameters, identical across every architecture and arm.</w:t>
+      </w:r>
+    </w:p>
+    <w:p>
       <w:pPr>
         <w:pStyle w:val="1"/>
         <w:rPr>
@@ -828,14 +1296,13 @@
         <w:rPr>
           <w:color w:val="FF0000"/>
         </w:rPr>
-        <w:t xml:space="preserve">The training corpus is PlantVillage (https://github.com/spMohanty/PlantVillage-Dataset): 54,305 laboratory photographs of single detached leaves, covering 14 crop species and 38 crop/condition classes (26 diseases plus healthy states). Every image is supplied in three variants of the same physical leaf — colour, grayscale, and segmented (background removed) — and we train on all three. External validation uses PlantDoc </w:t>
+        <w:t xml:space="preserve">The training corpus is PlantVillage (https://github.com/spMohanty/PlantVillage-Dataset): 54,305 laboratory photographs of single detached leaves, covering 14 crop species and 38 crop/condition classes (26 diseases plus healthy states). Every image is supplied in three variants of the same physical leaf — colour, grayscale, and segmented (background removed) — and we train on all three. External validation uses PlantDoc (https://github.com/pratikkayal/PlantDoc-Dataset): 2,525 </w:t>
       </w:r>
       <w:r>
         <w:rPr>
           <w:color w:val="FF0000"/>
         </w:rPr>
-        <w:lastRenderedPageBreak/>
-        <w:t>(https://github.com/pratikkayal/PlantDoc-Dataset): 2,525 usable in-the-wild field photographs mapped onto 27 of the same classes, held out entirely and never trained on in any zero-shot experiment.</w:t>
+        <w:t>usable in-the-wild field photographs mapped onto 27 of the same classes, held out entirely and never trained on in any zero-shot experiment.</w:t>
       </w:r>
     </w:p>
     <w:p>
@@ -853,10 +1320,7 @@
     </w:p>
     <w:p>
       <w:r>
-        <w:t>All models share a single seeded 70/15/15 split (seed 42) computed once and reused across every model, every dataset variant and every audit. The split is grouped by physical leaf: PlantVillage photographs each leaf several times, and a naive random split put a same-leaf twin of 74.7% of test images into training, so the partition is made over leaves rather than images. Single accuracies carry Wilson 95% intervals; two arms scored on the same images are compared with McNemar's test on the discordant pairs r</w:t>
-      </w:r>
-      <w:r>
-        <w:t>ather than by asking whether independent intervals overlap. The ensemble's member weights are the only tuned component: they are grid-searched in 0.05 steps on the validation split and applied unchanged to test, so no tuning decision ever sees test data.</w:t>
+        <w:t>All models share a single seeded 70/15/15 split (seed 42) computed once and reused across every model, every dataset variant and every audit. The split is grouped by physical leaf: PlantVillage photographs each leaf several times, and a naive random split put a same-leaf twin of 74.7% of test images into training, so the partition is made over leaves rather than images. Single accuracies carry Wilson 95% intervals; two arms scored on the same images are compared with McNemar's test on the discordant pairs rather than by asking whether independent intervals overlap. The ensemble's member weights are the only tuned component: they are grid-searched in 0.05 steps on the validation split and applied unchanged to test, so no tuning decision ever sees test data.</w:t>
       </w:r>
     </w:p>
     <w:p>
@@ -879,10 +1343,7 @@
     </w:p>
     <w:p>
       <w:r>
-        <w:t>A third, targeted intervention is background randomisation. Using the official segmentation masks, the leaf is cut out and composited onto a randomly generated background — a solid colour, a linear gradient, uniform noise or blurred blobs — with probability p per image (p = 0.7 in the reported arms). This exists to break the background/label correlation that the border-pixel probe exposes, and p = 0.0 with the same strong recipe is kept as the control so that stronger augmentation and de-shortcutting can be</w:t>
-      </w:r>
-      <w:r>
-        <w:t xml:space="preserve"> told apart.</w:t>
+        <w:t>A third, targeted intervention is background randomisation. Using the official segmentation masks, the leaf is cut out and composited onto a randomly generated background — a solid colour, a linear gradient, uniform noise or blurred blobs — with probability p per image (p = 0.7 in the reported arms). This exists to break the background/label correlation that the border-pixel probe exposes, and p = 0.0 with the same strong recipe is kept as the control so that stronger augmentation and de-shortcutting can be told apart.</w:t>
       </w:r>
     </w:p>
     <w:p>
@@ -895,13 +1356,7 @@
     </w:p>
     <w:p>
       <w:r>
-        <w:t xml:space="preserve">The settings below were fixed from standard practice rather than searched, and held constant across every architecture and arm so that comparisons isolate the variable under test. Optimisation uses AdamW at a learning rate of 1e-3 with weight decay 1e-4 and a cosine annealing schedule; the loss </w:t>
-      </w:r>
-      <w:r>
-        <w:t>is cross-entropy with 0.1 label smoothing. Batch size is 96. Training runs to a maximum of 30 epochs for the baselines and 20 for the later arms, with early stopping on validation accuracy after 7 epochs without improvement, and the checkpoint with the best validation accuracy is the one evaluated. Input resolution is 128×128 for the three baselines and 224×224 for the augmentation, frozen-backbone and hierarchical arms. Supervised adaptation on PlantDoc uses a lower learning rate of 1e-4, batch size 32 and</w:t>
-      </w:r>
-      <w:r>
-        <w:t xml:space="preserve"> 15 epochs, since it starts from an already-trained checkpoint. Every run is seeded at 42.</w:t>
+        <w:t>The parameters are listed in Table 1 of the Methods section. They were fixed from standard practice rather than searched, and held constant across every architecture and arm so that comparisons isolate the variable under test; the ensemble's member weights are the only component tuned, by grid search on the validation split.</w:t>
       </w:r>
     </w:p>
     <w:p>
@@ -959,8 +1414,8 @@
         <w:tblLook w:val="04A0" w:firstRow="1" w:lastRow="0" w:firstColumn="1" w:lastColumn="0" w:noHBand="0" w:noVBand="1"/>
       </w:tblPr>
       <w:tblGrid>
-        <w:gridCol w:w="2626"/>
-        <w:gridCol w:w="2220"/>
+        <w:gridCol w:w="2628"/>
+        <w:gridCol w:w="2218"/>
       </w:tblGrid>
       <w:tr>
         <w:trPr>
@@ -979,14 +1434,12 @@
             <w:pPr>
               <w:jc w:val="both"/>
               <w:rPr>
-                <w:rFonts w:eastAsiaTheme="majorEastAsia"/>
                 <w:b w:val="0"/>
                 <w:bCs w:val="0"/>
               </w:rPr>
             </w:pPr>
             <w:r>
               <w:rPr>
-                <w:rFonts w:eastAsiaTheme="majorEastAsia"/>
                 <w:sz w:val="19"/>
               </w:rPr>
               <w:t>Model</w:t>
@@ -1002,14 +1455,12 @@
               <w:jc w:val="both"/>
               <w:cnfStyle w:val="100000000000" w:firstRow="1" w:lastRow="0" w:firstColumn="0" w:lastColumn="0" w:oddVBand="0" w:evenVBand="0" w:oddHBand="0" w:evenHBand="0" w:firstRowFirstColumn="0" w:firstRowLastColumn="0" w:lastRowFirstColumn="0" w:lastRowLastColumn="0"/>
               <w:rPr>
-                <w:rFonts w:eastAsiaTheme="majorEastAsia"/>
                 <w:b w:val="0"/>
                 <w:bCs w:val="0"/>
               </w:rPr>
             </w:pPr>
             <w:r>
               <w:rPr>
-                <w:rFonts w:eastAsiaTheme="majorEastAsia"/>
                 <w:sz w:val="19"/>
               </w:rPr>
               <w:t>38-way (specific disease)</w:t>
@@ -1037,14 +1488,12 @@
             <w:pPr>
               <w:jc w:val="both"/>
               <w:rPr>
-                <w:rFonts w:eastAsiaTheme="majorEastAsia"/>
                 <w:b w:val="0"/>
                 <w:bCs w:val="0"/>
               </w:rPr>
             </w:pPr>
             <w:r>
               <w:rPr>
-                <w:rFonts w:eastAsiaTheme="majorEastAsia"/>
                 <w:sz w:val="19"/>
               </w:rPr>
               <w:t>Custom CNN (from scratch)</w:t>
@@ -1065,13 +1514,9 @@
             <w:pPr>
               <w:jc w:val="both"/>
               <w:cnfStyle w:val="000000000000" w:firstRow="0" w:lastRow="0" w:firstColumn="0" w:lastColumn="0" w:oddVBand="0" w:evenVBand="0" w:oddHBand="0" w:evenHBand="0" w:firstRowFirstColumn="0" w:firstRowLastColumn="0" w:lastRowFirstColumn="0" w:lastRowLastColumn="0"/>
-              <w:rPr>
-                <w:rFonts w:eastAsiaTheme="minorEastAsia"/>
-              </w:rPr>
             </w:pPr>
             <w:r>
               <w:rPr>
-                <w:rFonts w:eastAsiaTheme="minorEastAsia"/>
                 <w:sz w:val="19"/>
               </w:rPr>
               <w:t>98.69%</w:t>
@@ -1098,14 +1543,12 @@
             <w:pPr>
               <w:jc w:val="both"/>
               <w:rPr>
-                <w:rFonts w:eastAsiaTheme="majorEastAsia"/>
                 <w:b w:val="0"/>
                 <w:bCs w:val="0"/>
               </w:rPr>
             </w:pPr>
             <w:r>
               <w:rPr>
-                <w:rFonts w:eastAsiaTheme="majorEastAsia"/>
                 <w:sz w:val="19"/>
               </w:rPr>
               <w:t>ResNet-18</w:t>
@@ -1125,13 +1568,9 @@
             <w:pPr>
               <w:jc w:val="both"/>
               <w:cnfStyle w:val="000000000000" w:firstRow="0" w:lastRow="0" w:firstColumn="0" w:lastColumn="0" w:oddVBand="0" w:evenVBand="0" w:oddHBand="0" w:evenHBand="0" w:firstRowFirstColumn="0" w:firstRowLastColumn="0" w:lastRowFirstColumn="0" w:lastRowLastColumn="0"/>
-              <w:rPr>
-                <w:rFonts w:eastAsiaTheme="minorEastAsia"/>
-              </w:rPr>
             </w:pPr>
             <w:r>
               <w:rPr>
-                <w:rFonts w:eastAsiaTheme="minorEastAsia"/>
                 <w:sz w:val="19"/>
               </w:rPr>
               <w:t>99.33%</w:t>
@@ -1159,14 +1598,12 @@
             <w:pPr>
               <w:jc w:val="both"/>
               <w:rPr>
-                <w:rFonts w:eastAsiaTheme="majorEastAsia"/>
                 <w:b w:val="0"/>
                 <w:bCs w:val="0"/>
               </w:rPr>
             </w:pPr>
             <w:r>
               <w:rPr>
-                <w:rFonts w:eastAsiaTheme="majorEastAsia"/>
                 <w:sz w:val="19"/>
               </w:rPr>
               <w:t>MobileNet-V2</w:t>
@@ -1187,13 +1624,9 @@
             <w:pPr>
               <w:jc w:val="both"/>
               <w:cnfStyle w:val="000000000000" w:firstRow="0" w:lastRow="0" w:firstColumn="0" w:lastColumn="0" w:oddVBand="0" w:evenVBand="0" w:oddHBand="0" w:evenHBand="0" w:firstRowFirstColumn="0" w:firstRowLastColumn="0" w:lastRowFirstColumn="0" w:lastRowLastColumn="0"/>
-              <w:rPr>
-                <w:rFonts w:eastAsiaTheme="minorEastAsia"/>
-              </w:rPr>
             </w:pPr>
             <w:r>
               <w:rPr>
-                <w:rFonts w:eastAsiaTheme="minorEastAsia"/>
                 <w:sz w:val="19"/>
               </w:rPr>
               <w:t>99.46%</w:t>
@@ -1220,14 +1653,12 @@
             <w:pPr>
               <w:jc w:val="both"/>
               <w:rPr>
-                <w:rFonts w:eastAsiaTheme="majorEastAsia"/>
                 <w:b w:val="0"/>
                 <w:bCs w:val="0"/>
               </w:rPr>
             </w:pPr>
             <w:r>
               <w:rPr>
-                <w:rFonts w:eastAsiaTheme="majorEastAsia"/>
                 <w:sz w:val="19"/>
               </w:rPr>
               <w:t>Ensemble (proposed)</w:t>
@@ -1247,13 +1678,9 @@
             <w:pPr>
               <w:jc w:val="both"/>
               <w:cnfStyle w:val="000000000000" w:firstRow="0" w:lastRow="0" w:firstColumn="0" w:lastColumn="0" w:oddVBand="0" w:evenVBand="0" w:oddHBand="0" w:evenHBand="0" w:firstRowFirstColumn="0" w:firstRowLastColumn="0" w:lastRowFirstColumn="0" w:lastRowLastColumn="0"/>
-              <w:rPr>
-                <w:rFonts w:eastAsiaTheme="minorEastAsia"/>
-              </w:rPr>
             </w:pPr>
             <w:r>
               <w:rPr>
-                <w:rFonts w:eastAsiaTheme="minorEastAsia"/>
                 <w:sz w:val="19"/>
               </w:rPr>
               <w:t>99.53%</w:t>
@@ -1281,14 +1708,12 @@
             <w:pPr>
               <w:jc w:val="both"/>
               <w:rPr>
-                <w:rFonts w:eastAsiaTheme="majorEastAsia"/>
                 <w:b w:val="0"/>
                 <w:bCs w:val="0"/>
               </w:rPr>
             </w:pPr>
             <w:r>
               <w:rPr>
-                <w:rFonts w:eastAsiaTheme="majorEastAsia"/>
                 <w:sz w:val="19"/>
               </w:rPr>
               <w:t>Ensemble — binary healthy/diseased</w:t>
@@ -1309,13 +1734,9 @@
             <w:pPr>
               <w:jc w:val="both"/>
               <w:cnfStyle w:val="000000000000" w:firstRow="0" w:lastRow="0" w:firstColumn="0" w:lastColumn="0" w:oddVBand="0" w:evenVBand="0" w:oddHBand="0" w:evenHBand="0" w:firstRowFirstColumn="0" w:firstRowLastColumn="0" w:lastRowFirstColumn="0" w:lastRowLastColumn="0"/>
-              <w:rPr>
-                <w:rFonts w:eastAsiaTheme="minorEastAsia"/>
-              </w:rPr>
             </w:pPr>
             <w:r>
               <w:rPr>
-                <w:rFonts w:eastAsiaTheme="minorEastAsia"/>
                 <w:sz w:val="19"/>
               </w:rPr>
               <w:t>99.96%</w:t>
@@ -1428,7 +1849,7 @@
                     </pic:cNvPicPr>
                   </pic:nvPicPr>
                   <pic:blipFill>
-                    <a:blip r:embed="rId9"/>
+                    <a:blip r:embed="rId10"/>
                     <a:stretch>
                       <a:fillRect/>
                     </a:stretch>
@@ -1469,7 +1890,6 @@
         <w:rPr>
           <w:noProof/>
         </w:rPr>
-        <w:lastRenderedPageBreak/>
         <w:drawing>
           <wp:inline distT="0" distB="0" distL="0" distR="0" wp14:anchorId="69054968" wp14:editId="0ADDF838">
             <wp:extent cx="2837815" cy="2415540"/>
@@ -1488,7 +1908,7 @@
                     </pic:cNvPicPr>
                   </pic:nvPicPr>
                   <pic:blipFill>
-                    <a:blip r:embed="rId10"/>
+                    <a:blip r:embed="rId11"/>
                     <a:stretch>
                       <a:fillRect/>
                     </a:stretch>
@@ -1547,21 +1967,15 @@
         <w:jc w:val="both"/>
       </w:pPr>
       <w:r>
-        <w:t>PlantVillage carries no severity labels, so severity is derived from the lesion-area ratio. As a presence signal it is strong: ROC-AUC 0.868 with the official mask, 0.767 with unsupervised Otsu segmentation. Validated against three human annotators who graded 150 leaves, the annotators agree with each other at quadratic kappa 0.634 (the ceiling); the lesion-ratio grade tracks their consensus at kappa 0.30 with the original bands, rising to 0.47 after cross-validated recalibration — a moderate proxy reaching</w:t>
-      </w:r>
-      <w:r>
-        <w:t xml:space="preserve"> about three-quarters of the human ceiling.</w:t>
-      </w:r>
-    </w:p>
-    <w:p>
-      <w:pPr>
-        <w:jc w:val="both"/>
-      </w:pPr>
-      <w:r>
-        <w:t>To satisfy the brief's requirement to expand the model, we trained a severity-regression head jointly with the classifier. This transforms the result: the joint head reproduces the official-mask lesion ratio almost perfectly (within-class rho 0.957) at no classification cost (99.44%), where a probe on frozen classification features had managed only 0.38. Severity is now a genuine model output requiring no mask at inference. On the subset of graded leaves the model never trained on, it agrees with human cons</w:t>
-      </w:r>
-      <w:r>
-        <w:t>ensus at rho 0.47, ahead of both Otsu (0.43) and the official mask (0.41). The head is therefore the best severity estimator available and a model output — but all lesion-area methods plateau near rho 0.47 against humans, because people grade severity by more than the fraction of leaf area affected. We report this as the ceiling of image-feature severity estimation rather than inflate it.</w:t>
+        <w:t>PlantVillage carries no severity labels, so severity is derived from the lesion-area ratio. As a presence signal it is strong: ROC-AUC 0.868 with the official mask, 0.767 with unsupervised Otsu segmentation. Validated against three human annotators who graded 150 leaves, the annotators agree with each other at quadratic kappa 0.634 (the ceiling); the lesion-ratio grade tracks their consensus at kappa 0.30 with the original bands, rising to 0.47 after cross-validated recalibration — a moderate proxy reaching about three-quarters of the human ceiling.</w:t>
+      </w:r>
+    </w:p>
+    <w:p>
+      <w:pPr>
+        <w:jc w:val="both"/>
+      </w:pPr>
+      <w:r>
+        <w:t>To satisfy the brief's requirement to expand the model, we trained a severity-regression head jointly with the classifier. This transforms the result: the joint head reproduces the official-mask lesion ratio almost perfectly (within-class rho 0.957) at no classification cost (99.44%), where a probe on frozen classification features had managed only 0.38. Severity is now a genuine model output requiring no mask at inference. On the subset of graded leaves the model never trained on, it agrees with human consensus at rho 0.47, ahead of both Otsu (0.43) and the official mask (0.41). The head is therefore the best severity estimator available and a model output — but all lesion-area methods plateau near rho 0.47 against humans, because people grade severity by more than the fraction of leaf area affected. We report this as the ceiling of image-feature severity estimation rather than inflate it.</w:t>
       </w:r>
     </w:p>
     <w:p>
@@ -1599,7 +2013,7 @@
                     </pic:cNvPicPr>
                   </pic:nvPicPr>
                   <pic:blipFill>
-                    <a:blip r:embed="rId11"/>
+                    <a:blip r:embed="rId12"/>
                     <a:srcRect r="52632"/>
                     <a:stretch>
                       <a:fillRect/>
@@ -1636,6 +2050,7 @@
         <w:rPr>
           <w:noProof/>
         </w:rPr>
+        <w:lastRenderedPageBreak/>
         <w:drawing>
           <wp:inline distT="0" distB="0" distL="0" distR="0" wp14:anchorId="24FB4471" wp14:editId="567D6AB7">
             <wp:extent cx="2606040" cy="2028190"/>
@@ -1654,7 +2069,7 @@
                     </pic:cNvPicPr>
                   </pic:nvPicPr>
                   <pic:blipFill>
-                    <a:blip r:embed="rId11"/>
+                    <a:blip r:embed="rId12"/>
                     <a:srcRect l="47349"/>
                     <a:stretch>
                       <a:fillRect/>
@@ -2114,7 +2529,6 @@
         <w:rPr>
           <w:noProof/>
         </w:rPr>
-        <w:lastRenderedPageBreak/>
         <w:drawing>
           <wp:inline distT="0" distB="0" distL="0" distR="0" wp14:anchorId="2473C9DC" wp14:editId="0913B0C7">
             <wp:extent cx="2795905" cy="1950720"/>
@@ -2133,7 +2547,7 @@
                     </pic:cNvPicPr>
                   </pic:nvPicPr>
                   <pic:blipFill>
-                    <a:blip r:embed="rId12"/>
+                    <a:blip r:embed="rId13"/>
                     <a:stretch>
                       <a:fillRect/>
                     </a:stretch>
@@ -2205,29 +2619,18 @@
           <w:sz w:val="22"/>
           <w:szCs w:val="22"/>
         </w:rPr>
-        <w:t>Where t</w:t>
-      </w:r>
-      <w:r>
-        <w:rPr>
-          <w:i/>
-          <w:sz w:val="22"/>
-          <w:szCs w:val="22"/>
-        </w:rPr>
-        <w:t>he accuracy goes</w:t>
-      </w:r>
-    </w:p>
-    <w:p>
-      <w:pPr>
-        <w:jc w:val="both"/>
-        <w:rPr>
-          <w:lang w:eastAsia="zh-CN"/>
-        </w:rPr>
-      </w:pPr>
-      <w:r>
-        <w:t>Decomposing field accuracy into crop identification and disease-given-crop shows the b</w:t>
-      </w:r>
-      <w:r>
-        <w:t>ottleneck is recognising the plant, not the disease: crop accuracy is only 39.6%. Background randomisation during training significantly improves field crop identification (McNemar p = 0.0013), and a frozen ImageNet backbone</w:t>
+        <w:t>Where the accuracy goes</w:t>
+      </w:r>
+    </w:p>
+    <w:p>
+      <w:pPr>
+        <w:jc w:val="both"/>
+        <w:rPr>
+          <w:lang w:eastAsia="zh-CN"/>
+        </w:rPr>
+      </w:pPr>
+      <w:r>
+        <w:t>Decomposing field accuracy into crop identification and disease-given-crop shows the bottleneck is recognising the plant, not the disease: crop accuracy is only 39.6%. Background randomisation during training significantly improves field crop identification (McNemar p = 0.0013), and a frozen ImageNet backbone</w:t>
       </w:r>
       <w:r>
         <w:rPr>
@@ -2285,8 +2688,8 @@
         <w:tblLook w:val="04A0" w:firstRow="1" w:lastRow="0" w:firstColumn="1" w:lastColumn="0" w:noHBand="0" w:noVBand="1"/>
       </w:tblPr>
       <w:tblGrid>
-        <w:gridCol w:w="1091"/>
-        <w:gridCol w:w="1156"/>
+        <w:gridCol w:w="1072"/>
+        <w:gridCol w:w="1175"/>
         <w:gridCol w:w="921"/>
         <w:gridCol w:w="839"/>
         <w:gridCol w:w="839"/>
@@ -2308,14 +2711,12 @@
             <w:pPr>
               <w:jc w:val="both"/>
               <w:rPr>
-                <w:rFonts w:eastAsiaTheme="majorEastAsia"/>
                 <w:b w:val="0"/>
                 <w:bCs w:val="0"/>
               </w:rPr>
             </w:pPr>
             <w:r>
               <w:rPr>
-                <w:rFonts w:eastAsiaTheme="majorEastAsia"/>
                 <w:sz w:val="19"/>
               </w:rPr>
               <w:t>Arm (field, 2,525 images)</w:t>
@@ -2334,14 +2735,12 @@
               <w:jc w:val="both"/>
               <w:cnfStyle w:val="100000000000" w:firstRow="1" w:lastRow="0" w:firstColumn="0" w:lastColumn="0" w:oddVBand="0" w:evenVBand="0" w:oddHBand="0" w:evenHBand="0" w:firstRowFirstColumn="0" w:firstRowLastColumn="0" w:lastRowFirstColumn="0" w:lastRowLastColumn="0"/>
               <w:rPr>
-                <w:rFonts w:eastAsiaTheme="majorEastAsia"/>
                 <w:b w:val="0"/>
                 <w:bCs w:val="0"/>
               </w:rPr>
             </w:pPr>
             <w:r>
               <w:rPr>
-                <w:rFonts w:eastAsiaTheme="majorEastAsia"/>
                 <w:sz w:val="19"/>
               </w:rPr>
               <w:t>Trainable params</w:t>
@@ -2360,14 +2759,12 @@
               <w:jc w:val="both"/>
               <w:cnfStyle w:val="100000000000" w:firstRow="1" w:lastRow="0" w:firstColumn="0" w:lastColumn="0" w:oddVBand="0" w:evenVBand="0" w:oddHBand="0" w:evenHBand="0" w:firstRowFirstColumn="0" w:firstRowLastColumn="0" w:lastRowFirstColumn="0" w:lastRowLastColumn="0"/>
               <w:rPr>
-                <w:rFonts w:eastAsiaTheme="majorEastAsia"/>
                 <w:b w:val="0"/>
                 <w:bCs w:val="0"/>
               </w:rPr>
             </w:pPr>
             <w:r>
               <w:rPr>
-                <w:rFonts w:eastAsiaTheme="majorEastAsia"/>
                 <w:sz w:val="19"/>
               </w:rPr>
               <w:t>Lab</w:t>
@@ -2386,14 +2783,12 @@
               <w:jc w:val="both"/>
               <w:cnfStyle w:val="100000000000" w:firstRow="1" w:lastRow="0" w:firstColumn="0" w:lastColumn="0" w:oddVBand="0" w:evenVBand="0" w:oddHBand="0" w:evenHBand="0" w:firstRowFirstColumn="0" w:firstRowLastColumn="0" w:lastRowFirstColumn="0" w:lastRowLastColumn="0"/>
               <w:rPr>
-                <w:rFonts w:eastAsiaTheme="majorEastAsia"/>
                 <w:b w:val="0"/>
                 <w:bCs w:val="0"/>
               </w:rPr>
             </w:pPr>
             <w:r>
               <w:rPr>
-                <w:rFonts w:eastAsiaTheme="majorEastAsia"/>
                 <w:sz w:val="19"/>
               </w:rPr>
               <w:t>Field</w:t>
@@ -2409,14 +2804,12 @@
               <w:jc w:val="both"/>
               <w:cnfStyle w:val="100000000000" w:firstRow="1" w:lastRow="0" w:firstColumn="0" w:lastColumn="0" w:oddVBand="0" w:evenVBand="0" w:oddHBand="0" w:evenHBand="0" w:firstRowFirstColumn="0" w:firstRowLastColumn="0" w:lastRowFirstColumn="0" w:lastRowLastColumn="0"/>
               <w:rPr>
-                <w:rFonts w:eastAsiaTheme="majorEastAsia"/>
                 <w:b w:val="0"/>
                 <w:bCs w:val="0"/>
               </w:rPr>
             </w:pPr>
             <w:r>
               <w:rPr>
-                <w:rFonts w:eastAsiaTheme="majorEastAsia"/>
                 <w:sz w:val="19"/>
               </w:rPr>
               <w:t>Crop</w:t>
@@ -2444,14 +2837,12 @@
             <w:pPr>
               <w:jc w:val="both"/>
               <w:rPr>
-                <w:rFonts w:eastAsiaTheme="majorEastAsia"/>
                 <w:b w:val="0"/>
                 <w:bCs w:val="0"/>
               </w:rPr>
             </w:pPr>
             <w:r>
               <w:rPr>
-                <w:rFonts w:eastAsiaTheme="majorEastAsia"/>
                 <w:sz w:val="19"/>
               </w:rPr>
               <w:t>Full fine-tune</w:t>
@@ -2472,13 +2863,9 @@
             <w:pPr>
               <w:jc w:val="both"/>
               <w:cnfStyle w:val="000000000000" w:firstRow="0" w:lastRow="0" w:firstColumn="0" w:lastColumn="0" w:oddVBand="0" w:evenVBand="0" w:oddHBand="0" w:evenHBand="0" w:firstRowFirstColumn="0" w:firstRowLastColumn="0" w:lastRowFirstColumn="0" w:lastRowLastColumn="0"/>
-              <w:rPr>
-                <w:rFonts w:eastAsiaTheme="minorEastAsia"/>
-              </w:rPr>
             </w:pPr>
             <w:r>
               <w:rPr>
-                <w:rFonts w:eastAsiaTheme="minorEastAsia"/>
                 <w:sz w:val="19"/>
               </w:rPr>
               <w:t>11,196,006</w:t>
@@ -2499,13 +2886,9 @@
             <w:pPr>
               <w:jc w:val="both"/>
               <w:cnfStyle w:val="000000000000" w:firstRow="0" w:lastRow="0" w:firstColumn="0" w:lastColumn="0" w:oddVBand="0" w:evenVBand="0" w:oddHBand="0" w:evenHBand="0" w:firstRowFirstColumn="0" w:firstRowLastColumn="0" w:lastRowFirstColumn="0" w:lastRowLastColumn="0"/>
-              <w:rPr>
-                <w:rFonts w:eastAsiaTheme="minorEastAsia"/>
-              </w:rPr>
             </w:pPr>
             <w:r>
               <w:rPr>
-                <w:rFonts w:eastAsiaTheme="minorEastAsia"/>
                 <w:sz w:val="19"/>
               </w:rPr>
               <w:t>99.20%</w:t>
@@ -2526,13 +2909,9 @@
             <w:pPr>
               <w:jc w:val="both"/>
               <w:cnfStyle w:val="000000000000" w:firstRow="0" w:lastRow="0" w:firstColumn="0" w:lastColumn="0" w:oddVBand="0" w:evenVBand="0" w:oddHBand="0" w:evenHBand="0" w:firstRowFirstColumn="0" w:firstRowLastColumn="0" w:lastRowFirstColumn="0" w:lastRowLastColumn="0"/>
-              <w:rPr>
-                <w:rFonts w:eastAsiaTheme="minorEastAsia"/>
-              </w:rPr>
             </w:pPr>
             <w:r>
               <w:rPr>
-                <w:rFonts w:eastAsiaTheme="minorEastAsia"/>
                 <w:sz w:val="19"/>
               </w:rPr>
               <w:t>15.2%</w:t>
@@ -2553,13 +2932,9 @@
             <w:pPr>
               <w:jc w:val="both"/>
               <w:cnfStyle w:val="000000000000" w:firstRow="0" w:lastRow="0" w:firstColumn="0" w:lastColumn="0" w:oddVBand="0" w:evenVBand="0" w:oddHBand="0" w:evenHBand="0" w:firstRowFirstColumn="0" w:firstRowLastColumn="0" w:lastRowFirstColumn="0" w:lastRowLastColumn="0"/>
-              <w:rPr>
-                <w:rFonts w:eastAsiaTheme="minorEastAsia"/>
-              </w:rPr>
             </w:pPr>
             <w:r>
               <w:rPr>
-                <w:rFonts w:eastAsiaTheme="minorEastAsia"/>
                 <w:sz w:val="19"/>
               </w:rPr>
               <w:t>37.2%</w:t>
@@ -2586,14 +2961,12 @@
             <w:pPr>
               <w:jc w:val="both"/>
               <w:rPr>
-                <w:rFonts w:eastAsiaTheme="majorEastAsia"/>
                 <w:b w:val="0"/>
                 <w:bCs w:val="0"/>
               </w:rPr>
             </w:pPr>
             <w:r>
               <w:rPr>
-                <w:rFonts w:eastAsiaTheme="majorEastAsia"/>
                 <w:sz w:val="19"/>
               </w:rPr>
               <w:t>Frozen backbone</w:t>
@@ -2613,13 +2986,9 @@
             <w:pPr>
               <w:jc w:val="both"/>
               <w:cnfStyle w:val="000000000000" w:firstRow="0" w:lastRow="0" w:firstColumn="0" w:lastColumn="0" w:oddVBand="0" w:evenVBand="0" w:oddHBand="0" w:evenHBand="0" w:firstRowFirstColumn="0" w:firstRowLastColumn="0" w:lastRowFirstColumn="0" w:lastRowLastColumn="0"/>
-              <w:rPr>
-                <w:rFonts w:eastAsiaTheme="minorEastAsia"/>
-              </w:rPr>
             </w:pPr>
             <w:r>
               <w:rPr>
-                <w:rFonts w:eastAsiaTheme="minorEastAsia"/>
                 <w:sz w:val="19"/>
               </w:rPr>
               <w:t>19,494</w:t>
@@ -2639,13 +3008,9 @@
             <w:pPr>
               <w:jc w:val="both"/>
               <w:cnfStyle w:val="000000000000" w:firstRow="0" w:lastRow="0" w:firstColumn="0" w:lastColumn="0" w:oddVBand="0" w:evenVBand="0" w:oddHBand="0" w:evenHBand="0" w:firstRowFirstColumn="0" w:firstRowLastColumn="0" w:lastRowFirstColumn="0" w:lastRowLastColumn="0"/>
-              <w:rPr>
-                <w:rFonts w:eastAsiaTheme="minorEastAsia"/>
-              </w:rPr>
             </w:pPr>
             <w:r>
               <w:rPr>
-                <w:rFonts w:eastAsiaTheme="minorEastAsia"/>
                 <w:sz w:val="19"/>
               </w:rPr>
               <w:t>91.26%</w:t>
@@ -2665,13 +3030,9 @@
             <w:pPr>
               <w:jc w:val="both"/>
               <w:cnfStyle w:val="000000000000" w:firstRow="0" w:lastRow="0" w:firstColumn="0" w:lastColumn="0" w:oddVBand="0" w:evenVBand="0" w:oddHBand="0" w:evenHBand="0" w:firstRowFirstColumn="0" w:firstRowLastColumn="0" w:lastRowFirstColumn="0" w:lastRowLastColumn="0"/>
-              <w:rPr>
-                <w:rFonts w:eastAsiaTheme="minorEastAsia"/>
-              </w:rPr>
             </w:pPr>
             <w:r>
               <w:rPr>
-                <w:rFonts w:eastAsiaTheme="minorEastAsia"/>
                 <w:sz w:val="19"/>
               </w:rPr>
               <w:t>16.9%</w:t>
@@ -2691,13 +3052,9 @@
             <w:pPr>
               <w:jc w:val="both"/>
               <w:cnfStyle w:val="000000000000" w:firstRow="0" w:lastRow="0" w:firstColumn="0" w:lastColumn="0" w:oddVBand="0" w:evenVBand="0" w:oddHBand="0" w:evenHBand="0" w:firstRowFirstColumn="0" w:firstRowLastColumn="0" w:lastRowFirstColumn="0" w:lastRowLastColumn="0"/>
-              <w:rPr>
-                <w:rFonts w:eastAsiaTheme="minorEastAsia"/>
-              </w:rPr>
             </w:pPr>
             <w:r>
               <w:rPr>
-                <w:rFonts w:eastAsiaTheme="minorEastAsia"/>
                 <w:sz w:val="19"/>
               </w:rPr>
               <w:t>39.4%</w:t>
@@ -2725,14 +3082,12 @@
             <w:pPr>
               <w:jc w:val="both"/>
               <w:rPr>
-                <w:rFonts w:eastAsiaTheme="majorEastAsia"/>
                 <w:b w:val="0"/>
                 <w:bCs w:val="0"/>
               </w:rPr>
             </w:pPr>
             <w:r>
               <w:rPr>
-                <w:rFonts w:eastAsiaTheme="majorEastAsia"/>
                 <w:sz w:val="19"/>
               </w:rPr>
               <w:t>Frozen + bg-random</w:t>
@@ -2753,13 +3108,9 @@
             <w:pPr>
               <w:jc w:val="both"/>
               <w:cnfStyle w:val="000000000000" w:firstRow="0" w:lastRow="0" w:firstColumn="0" w:lastColumn="0" w:oddVBand="0" w:evenVBand="0" w:oddHBand="0" w:evenHBand="0" w:firstRowFirstColumn="0" w:firstRowLastColumn="0" w:lastRowFirstColumn="0" w:lastRowLastColumn="0"/>
-              <w:rPr>
-                <w:rFonts w:eastAsiaTheme="minorEastAsia"/>
-              </w:rPr>
             </w:pPr>
             <w:r>
               <w:rPr>
-                <w:rFonts w:eastAsiaTheme="minorEastAsia"/>
                 <w:sz w:val="19"/>
               </w:rPr>
               <w:t>19,494</w:t>
@@ -2780,13 +3131,9 @@
             <w:pPr>
               <w:jc w:val="both"/>
               <w:cnfStyle w:val="000000000000" w:firstRow="0" w:lastRow="0" w:firstColumn="0" w:lastColumn="0" w:oddVBand="0" w:evenVBand="0" w:oddHBand="0" w:evenHBand="0" w:firstRowFirstColumn="0" w:firstRowLastColumn="0" w:lastRowFirstColumn="0" w:lastRowLastColumn="0"/>
-              <w:rPr>
-                <w:rFonts w:eastAsiaTheme="minorEastAsia"/>
-              </w:rPr>
             </w:pPr>
             <w:r>
               <w:rPr>
-                <w:rFonts w:eastAsiaTheme="minorEastAsia"/>
                 <w:sz w:val="19"/>
               </w:rPr>
               <w:t>88.41%</w:t>
@@ -2807,13 +3154,9 @@
             <w:pPr>
               <w:jc w:val="both"/>
               <w:cnfStyle w:val="000000000000" w:firstRow="0" w:lastRow="0" w:firstColumn="0" w:lastColumn="0" w:oddVBand="0" w:evenVBand="0" w:oddHBand="0" w:evenHBand="0" w:firstRowFirstColumn="0" w:firstRowLastColumn="0" w:lastRowFirstColumn="0" w:lastRowLastColumn="0"/>
-              <w:rPr>
-                <w:rFonts w:eastAsiaTheme="minorEastAsia"/>
-              </w:rPr>
             </w:pPr>
             <w:r>
               <w:rPr>
-                <w:rFonts w:eastAsiaTheme="minorEastAsia"/>
                 <w:sz w:val="19"/>
               </w:rPr>
               <w:t>18.1%</w:t>
@@ -2834,13 +3177,9 @@
             <w:pPr>
               <w:jc w:val="both"/>
               <w:cnfStyle w:val="000000000000" w:firstRow="0" w:lastRow="0" w:firstColumn="0" w:lastColumn="0" w:oddVBand="0" w:evenVBand="0" w:oddHBand="0" w:evenHBand="0" w:firstRowFirstColumn="0" w:firstRowLastColumn="0" w:lastRowFirstColumn="0" w:lastRowLastColumn="0"/>
-              <w:rPr>
-                <w:rFonts w:eastAsiaTheme="minorEastAsia"/>
-              </w:rPr>
             </w:pPr>
             <w:r>
               <w:rPr>
-                <w:rFonts w:eastAsiaTheme="minorEastAsia"/>
                 <w:sz w:val="19"/>
               </w:rPr>
               <w:t>41.4%</w:t>
@@ -2880,7 +3219,7 @@
                     </pic:cNvPicPr>
                   </pic:nvPicPr>
                   <pic:blipFill>
-                    <a:blip r:embed="rId13"/>
+                    <a:blip r:embed="rId14"/>
                     <a:stretch>
                       <a:fillRect/>
                     </a:stretch>
@@ -2948,16 +3287,11 @@
         <w:jc w:val="both"/>
       </w:pPr>
       <w:r>
-        <w:t>Field accuracy is nearly flat across capture-quality bins (luminance, contrast, and sharpness ga</w:t>
-      </w:r>
-      <w:r>
-        <w:t xml:space="preserve">ps under 1.6 points), so the failure is not caused by poor photographs — it is </w:t>
-      </w:r>
-      <w:r>
-        <w:t>uniform across bright, dark, sharp and blurry images. The domain gap is compositional (whole plants, overlapping foliage, varying scale), not photometric. The honest remedy is target-domain data: fine-tuning on PlantDoc raises accuracy from 16.1% through 47.0% at 20 shots per class to 55.9% with all field data, an improvement of 39.8 points over the zero-shot baseline that meets the reference dataset's own 31-point improvement ta</w:t>
-      </w:r>
-      <w:r>
-        <w:t>rget.</w:t>
+        <w:t xml:space="preserve">Field accuracy is nearly flat across capture-quality bins (luminance, contrast, and sharpness gaps under 1.6 points), so the failure is not caused by poor photographs — it is uniform across bright, dark, sharp and blurry images. The </w:t>
+      </w:r>
+      <w:r>
+        <w:lastRenderedPageBreak/>
+        <w:t>domain gap is compositional (whole plants, overlapping foliage, varying scale), not photometric. The honest remedy is target-domain data: fine-tuning on PlantDoc raises accuracy from 16.1% through 47.0% at 20 shots per class to 55.9% with all field data, an improvement of 39.8 points over the zero-shot baseline that meets the reference dataset's own 31-point improvement target.</w:t>
       </w:r>
     </w:p>
     <w:p>
@@ -2988,7 +3322,7 @@
                     </pic:cNvPicPr>
                   </pic:nvPicPr>
                   <pic:blipFill>
-                    <a:blip r:embed="rId14"/>
+                    <a:blip r:embed="rId15"/>
                     <a:stretch>
                       <a:fillRect/>
                     </a:stretch>
@@ -3056,10 +3390,7 @@
         <w:jc w:val="both"/>
       </w:pPr>
       <w:r>
-        <w:t xml:space="preserve">The project's contribution is not a 99% accuracy; it is the demonstration, with controlled experiments rather than assertion, that this number is largely capture bias and leaf leakage, and that it does not survive contact with the field the brief describes. Three results carry the argument: 574 times the trainable parameters buy no field accuracy; removing colour costs one laboratory point but fifteen field points, showing the benchmark cannot distinguish a model that reads symptoms from one that does not; </w:t>
-      </w:r>
-      <w:r>
-        <w:t>and the field error decomposes cleanly into a crop-identification bottleneck that augmentation cannot fix, because PlantVillage contains no whole-plant, multi-leaf, distant views to learn from.</w:t>
+        <w:t>The project's contribution is not a 99% accuracy; it is the demonstration, with controlled experiments rather than assertion, that this number is largely capture bias and leaf leakage, and that it does not survive contact with the field the brief describes. Three results carry the argument: 574 times the trainable parameters buy no field accuracy; removing colour costs one laboratory point but fifteen field points, showing the benchmark cannot distinguish a model that reads symptoms from one that does not; and the field error decomposes cleanly into a crop-identification bottleneck that augmentation cannot fix, because PlantVillage contains no whole-plant, multi-leaf, distant views to learn from.</w:t>
       </w:r>
     </w:p>
     <w:p>
@@ -3074,7 +3405,10 @@
         <w:t xml:space="preserve">Also, we have get some some limitations of the model and the dataset. </w:t>
       </w:r>
       <w:r>
-        <w:t>Our field evaluation on the 236-image test split carries a Wilson interval of roughly five points; we therefore report full-dataset figures alongside it. PlantDoc carries label noise and its train</w:t>
+        <w:t xml:space="preserve">Our field evaluation on the 236-image test split carries a Wilson interval of roughly five points; we therefore </w:t>
+      </w:r>
+      <w:r>
+        <w:t>report full-dataset figures alongside it. PlantDoc carries label noise and its train</w:t>
       </w:r>
       <w:r>
         <w:rPr>
@@ -3163,11 +3497,7 @@
         <w:t>, which</w:t>
       </w:r>
       <w:r>
-        <w:t xml:space="preserve"> is the result </w:t>
-      </w:r>
-      <w:r>
-        <w:lastRenderedPageBreak/>
-        <w:t>most useful to the farmer</w:t>
+        <w:t xml:space="preserve"> is the result most useful to the farmer</w:t>
       </w:r>
       <w:r>
         <w:rPr>

--- a/report/COMP9444_Project_Report.docx
+++ b/report/COMP9444_Project_Report.docx
@@ -767,10 +767,7 @@
     </w:p>
     <w:p>
       <w:r>
-        <w:t>Figure 1 shows how these pieces fit together. A leaf image is augmented, passed through the three CNNs in parallel, and their softmax outputs are averaged with the validation-tuned weights to give the 38-way disease prediction; the healthy/diseased answer the brief asks for is that prediction collapsed to two classes. The severity head is a single regression unit on the shared ResNet-18 backbone, trained jointly with the classification objective, so severity is an output of the network rather than a separat</w:t>
-      </w:r>
-      <w:r>
-        <w:t>e pipeline.</w:t>
+        <w:t>Figure 1 shows how these pieces fit together. A leaf image is augmented, passed through the three CNNs in parallel, and their softmax outputs are averaged with the validation-tuned weights to give the 38-way disease prediction; the healthy/diseased answer the brief asks for is that prediction collapsed to two classes. The severity head is a single regression unit on the shared ResNet-18 backbone, trained jointly with the classification objective, so severity is an output of the network rather than a separate pipeline.</w:t>
       </w:r>
     </w:p>
     <w:p>
@@ -2040,73 +2037,18 @@
     </w:p>
     <w:p>
       <w:pPr>
+        <w:jc w:val="both"/>
         <w:rPr>
           <w:i/>
           <w:sz w:val="17"/>
-          <w:lang w:eastAsia="zh-CN"/>
-        </w:rPr>
-      </w:pPr>
-      <w:r>
-        <w:rPr>
-          <w:noProof/>
-        </w:rPr>
-        <w:lastRenderedPageBreak/>
-        <w:drawing>
-          <wp:inline distT="0" distB="0" distL="0" distR="0" wp14:anchorId="24FB4471" wp14:editId="567D6AB7">
-            <wp:extent cx="2606040" cy="2028190"/>
-            <wp:effectExtent l="0" t="0" r="3810" b="0"/>
-            <wp:docPr id="4" name="Picture 6"/>
-            <wp:cNvGraphicFramePr>
-              <a:graphicFrameLocks xmlns:a="http://schemas.openxmlformats.org/drawingml/2006/main" noChangeAspect="1"/>
-            </wp:cNvGraphicFramePr>
-            <a:graphic xmlns:a="http://schemas.openxmlformats.org/drawingml/2006/main">
-              <a:graphicData uri="http://schemas.openxmlformats.org/drawingml/2006/picture">
-                <pic:pic xmlns:pic="http://schemas.openxmlformats.org/drawingml/2006/picture">
-                  <pic:nvPicPr>
-                    <pic:cNvPr id="4" name="Picture 6"/>
-                    <pic:cNvPicPr>
-                      <a:picLocks noChangeAspect="1"/>
-                    </pic:cNvPicPr>
-                  </pic:nvPicPr>
-                  <pic:blipFill>
-                    <a:blip r:embed="rId12"/>
-                    <a:srcRect l="47349"/>
-                    <a:stretch>
-                      <a:fillRect/>
-                    </a:stretch>
-                  </pic:blipFill>
-                  <pic:spPr>
-                    <a:xfrm>
-                      <a:off x="0" y="0"/>
-                      <a:ext cx="2614071" cy="2034526"/>
-                    </a:xfrm>
-                    <a:prstGeom prst="rect">
-                      <a:avLst/>
-                    </a:prstGeom>
-                    <a:ln>
-                      <a:noFill/>
-                    </a:ln>
-                  </pic:spPr>
-                </pic:pic>
-              </a:graphicData>
-            </a:graphic>
-          </wp:inline>
-        </w:drawing>
-      </w:r>
-    </w:p>
-    <w:p>
-      <w:pPr>
-        <w:jc w:val="both"/>
+        </w:rPr>
+      </w:pPr>
+      <w:r>
         <w:rPr>
           <w:i/>
           <w:sz w:val="17"/>
         </w:rPr>
-      </w:pPr>
-      <w:r>
-        <w:rPr>
-          <w:i/>
-          <w:sz w:val="17"/>
-        </w:rPr>
+        <w:lastRenderedPageBreak/>
         <w:t>Figure 6 — Severity. Left: the grade against three human annotators, with their mutual agreement as the ceiling. Right: trained jointly with the classifier, severity becomes a model output that beats the classical estimator.</w:t>
       </w:r>
     </w:p>
@@ -2630,7 +2572,10 @@
         </w:rPr>
       </w:pPr>
       <w:r>
-        <w:t>Decomposing field accuracy into crop identification and disease-given-crop shows the bottleneck is recognising the plant, not the disease: crop accuracy is only 39.6%. Background randomisation during training significantly improves field crop identification (McNemar p = 0.0013), and a frozen ImageNet backbone</w:t>
+        <w:t xml:space="preserve">Decomposing field accuracy into crop identification and disease-given-crop shows the bottleneck is recognising the plant, not the disease: crop accuracy is only 39.6%. Background randomisation during training significantly </w:t>
+      </w:r>
+      <w:r>
+        <w:t>improves field crop identification (McNemar p = 0.0013), and a frozen ImageNet backbone</w:t>
       </w:r>
       <w:r>
         <w:rPr>
@@ -3287,11 +3232,7 @@
         <w:jc w:val="both"/>
       </w:pPr>
       <w:r>
-        <w:t xml:space="preserve">Field accuracy is nearly flat across capture-quality bins (luminance, contrast, and sharpness gaps under 1.6 points), so the failure is not caused by poor photographs — it is uniform across bright, dark, sharp and blurry images. The </w:t>
-      </w:r>
-      <w:r>
-        <w:lastRenderedPageBreak/>
-        <w:t>domain gap is compositional (whole plants, overlapping foliage, varying scale), not photometric. The honest remedy is target-domain data: fine-tuning on PlantDoc raises accuracy from 16.1% through 47.0% at 20 shots per class to 55.9% with all field data, an improvement of 39.8 points over the zero-shot baseline that meets the reference dataset's own 31-point improvement target.</w:t>
+        <w:t>Field accuracy is nearly flat across capture-quality bins (luminance, contrast, and sharpness gaps under 1.6 points), so the failure is not caused by poor photographs — it is uniform across bright, dark, sharp and blurry images. The domain gap is compositional (whole plants, overlapping foliage, varying scale), not photometric. The honest remedy is target-domain data: fine-tuning on PlantDoc raises accuracy from 16.1% through 47.0% at 20 shots per class to 55.9% with all field data, an improvement of 39.8 points over the zero-shot baseline that meets the reference dataset's own 31-point improvement target.</w:t>
       </w:r>
     </w:p>
     <w:p>
@@ -3405,10 +3346,7 @@
         <w:t xml:space="preserve">Also, we have get some some limitations of the model and the dataset. </w:t>
       </w:r>
       <w:r>
-        <w:t xml:space="preserve">Our field evaluation on the 236-image test split carries a Wilson interval of roughly five points; we therefore </w:t>
-      </w:r>
-      <w:r>
-        <w:t>report full-dataset figures alongside it. PlantDoc carries label noise and its train</w:t>
+        <w:t>Our field evaluation on the 236-image test split carries a Wilson interval of roughly five points; we therefore report full-dataset figures alongside it. PlantDoc carries label noise and its train</w:t>
       </w:r>
       <w:r>
         <w:rPr>
